--- a/nemuranai/あなたはだんだん眠くなる_企画書.docx
+++ b/nemuranai/あなたはだんだん眠くなる_企画書.docx
@@ -588,7 +588,7 @@
           <w:szCs w:val="20"/>
           <w:lang w:eastAsia="ja-JP"/>
         </w:rPr>
-        <w:t xml:space="preserve">舞台　２階建ての小さな老人ホーム「あかりの家」の夜（ほぼ１か所）と、家具店のマットレス売り場</w:t>
+        <w:t xml:space="preserve">舞台　定員２０名の小さな住宅型有料老人ホーム「あかりの家」の夜（ほぼ１か所）と、家具店のマットレス売り場</w:t>
       </w:r>
     </w:p>
     <w:p>
@@ -630,28 +630,49 @@
           <w:szCs w:val="20"/>
           <w:lang w:eastAsia="ja-JP"/>
         </w:rPr>
-        <w:t xml:space="preserve">製作費　３，０００万円（目標）</w:t>
-      </w:r>
-    </w:p>
-    <w:p>
-      <w:pPr>
-        <w:spacing w:after="80"/>
-        <w:ind w:left="200"/>
-        <w:rPr>
-          <w:rFonts w:ascii="游ゴシック Medium" w:eastAsia="游ゴシック Medium" w:hAnsi="游ゴシック Medium"/>
-          <w:noProof/>
-          <w:lang w:eastAsia="ja-JP"/>
-        </w:rPr>
-      </w:pPr>
-      <w:r>
-        <w:rPr>
-          <w:rFonts w:ascii="游ゴシック Medium" w:eastAsia="游ゴシック Medium" w:hAnsi="游ゴシック Medium" w:cs="游明朝" w:hint="eastAsia"/>
-          <w:noProof/>
-          <w:sz w:val="20"/>
-          <w:szCs w:val="20"/>
-          <w:lang w:eastAsia="ja-JP"/>
-        </w:rPr>
-        <w:t xml:space="preserve">目標　興行収入１億円。映画祭は、興行の追い風として使う</w:t>
+        <w:t xml:space="preserve">製作段階　脚本改稿中（第８６稿）</w:t>
+      </w:r>
+    </w:p>
+    <w:p>
+      <w:pPr>
+        <w:spacing w:after="80"/>
+        <w:ind w:left="200"/>
+        <w:rPr>
+          <w:rFonts w:ascii="游ゴシック Medium" w:eastAsia="游ゴシック Medium" w:hAnsi="游ゴシック Medium"/>
+          <w:noProof/>
+          <w:lang w:eastAsia="ja-JP"/>
+        </w:rPr>
+      </w:pPr>
+      <w:r>
+        <w:rPr>
+          <w:rFonts w:ascii="游ゴシック Medium" w:eastAsia="游ゴシック Medium" w:hAnsi="游ゴシック Medium" w:cs="游明朝" w:hint="eastAsia"/>
+          <w:noProof/>
+          <w:sz w:val="20"/>
+          <w:szCs w:val="20"/>
+          <w:lang w:eastAsia="ja-JP"/>
+        </w:rPr>
+        <w:t xml:space="preserve">製作費　３，０００万円（目標）　資金確保【要記入】</w:t>
+      </w:r>
+    </w:p>
+    <w:p>
+      <w:pPr>
+        <w:spacing w:after="80"/>
+        <w:ind w:left="200"/>
+        <w:rPr>
+          <w:rFonts w:ascii="游ゴシック Medium" w:eastAsia="游ゴシック Medium" w:hAnsi="游ゴシック Medium"/>
+          <w:noProof/>
+          <w:lang w:eastAsia="ja-JP"/>
+        </w:rPr>
+      </w:pPr>
+      <w:r>
+        <w:rPr>
+          <w:rFonts w:ascii="游ゴシック Medium" w:eastAsia="游ゴシック Medium" w:hAnsi="游ゴシック Medium" w:cs="游明朝" w:hint="eastAsia"/>
+          <w:noProof/>
+          <w:sz w:val="20"/>
+          <w:szCs w:val="20"/>
+          <w:lang w:eastAsia="ja-JP"/>
+        </w:rPr>
+        <w:t xml:space="preserve">目標　興行収入１億円（動員約６．９万人）。映画祭は、興行の追い風として使う</w:t>
       </w:r>
     </w:p>
     <w:p>
@@ -957,7 +978,7 @@
           <w:szCs w:val="20"/>
           <w:lang w:eastAsia="ja-JP"/>
         </w:rPr>
-        <w:t xml:space="preserve">ある夜、男は３秒で眠ってしまう。</w:t>
+        <w:t xml:space="preserve">ある夜、男は３秒で眠り、朝、老女は死んでいた。記録を出せば、彼女の嘘も明るみに出る。</w:t>
       </w:r>
     </w:p>
     <w:p>
@@ -1072,7 +1093,7 @@
           <w:szCs w:val="20"/>
           <w:lang w:eastAsia="ja-JP"/>
         </w:rPr>
-        <w:t xml:space="preserve">男は「あなたは、だんだん、眠くなる」と言って、マットレスを売る。女はその言葉を、夜勤の廊下で聞く。</w:t>
+        <w:t xml:space="preserve">男は「あなたは、だんだん、眠くなる」と言って、マットレスを売る。女は夜勤の廊下で、眠る人の息を数える。</w:t>
       </w:r>
     </w:p>
     <w:p>
@@ -1161,6 +1182,48 @@
     </w:p>
     <w:p>
       <w:pPr>
+        <w:spacing w:after="80"/>
+        <w:ind w:left="200"/>
+        <w:rPr>
+          <w:rFonts w:ascii="游ゴシック Medium" w:eastAsia="游ゴシック Medium" w:hAnsi="游ゴシック Medium"/>
+          <w:noProof/>
+          <w:lang w:eastAsia="ja-JP"/>
+        </w:rPr>
+      </w:pPr>
+      <w:r>
+        <w:rPr>
+          <w:rFonts w:ascii="游ゴシック Medium" w:eastAsia="游ゴシック Medium" w:hAnsi="游ゴシック Medium" w:cs="游明朝" w:hint="eastAsia"/>
+          <w:noProof/>
+          <w:sz w:val="20"/>
+          <w:szCs w:val="20"/>
+          <w:lang w:eastAsia="ja-JP"/>
+        </w:rPr>
+        <w:t xml:space="preserve">怒りの映画にはしません。眠ってしまった人を、責めきれない映画にします。</w:t>
+      </w:r>
+    </w:p>
+    <w:p>
+      <w:pPr>
+        <w:spacing w:after="80"/>
+        <w:ind w:left="200"/>
+        <w:rPr>
+          <w:rFonts w:ascii="游ゴシック Medium" w:eastAsia="游ゴシック Medium" w:hAnsi="游ゴシック Medium"/>
+          <w:noProof/>
+          <w:lang w:eastAsia="ja-JP"/>
+        </w:rPr>
+      </w:pPr>
+      <w:r>
+        <w:rPr>
+          <w:rFonts w:ascii="游ゴシック Medium" w:eastAsia="游ゴシック Medium" w:hAnsi="游ゴシック Medium" w:cs="游明朝" w:hint="eastAsia"/>
+          <w:noProof/>
+          <w:sz w:val="20"/>
+          <w:szCs w:val="20"/>
+          <w:lang w:eastAsia="ja-JP"/>
+        </w:rPr>
+        <w:t xml:space="preserve">悪いのは誰か一人ではなく、一人で夜を回させる仕組みだと、観客が自分で気づくように作ります。</w:t>
+      </w:r>
+    </w:p>
+    <w:p>
+      <w:pPr>
         <w:spacing w:before="150" w:after="100"/>
         <w:rPr>
           <w:rFonts w:ascii="游ゴシック Medium" w:eastAsia="游ゴシック Medium" w:hAnsi="游ゴシック Medium" w:cs="游明朝"/>
@@ -1229,28 +1292,28 @@
           <w:szCs w:val="20"/>
           <w:lang w:eastAsia="ja-JP"/>
         </w:rPr>
-        <w:t xml:space="preserve">日本医労連の２０２４年の調査では、２交替夜勤をしている職場の６７．１％が一人体制でした。特別養護老人ホームでも６８．０％が一人体制、勤務時間が１６時間を超える職場が８割強です。</w:t>
-      </w:r>
-    </w:p>
-    <w:p>
-      <w:pPr>
-        <w:spacing w:after="80"/>
-        <w:ind w:left="200"/>
-        <w:rPr>
-          <w:rFonts w:ascii="游ゴシック Medium" w:eastAsia="游ゴシック Medium" w:hAnsi="游ゴシック Medium"/>
-          <w:noProof/>
-          <w:lang w:eastAsia="ja-JP"/>
-        </w:rPr>
-      </w:pPr>
-      <w:r>
-        <w:rPr>
-          <w:rFonts w:ascii="游ゴシック Medium" w:eastAsia="游ゴシック Medium" w:hAnsi="游ゴシック Medium" w:cs="游明朝" w:hint="eastAsia"/>
-          <w:noProof/>
-          <w:sz w:val="20"/>
-          <w:szCs w:val="20"/>
-          <w:lang w:eastAsia="ja-JP"/>
-        </w:rPr>
-        <w:t xml:space="preserve">（出典：日本医療労働組合連合会「介護施設夜勤実態調査」、労働政策研究・研修機構の報道　２０２５年３月５日）</w:t>
+        <w:t xml:space="preserve">日本医労連の２０２４年の調査では、２交替夜勤をしている職場の６７．１％が一人体制でした。特別養護老人ホームでも６８．０％が一人体制、勤務時間が１６時間を超える職場は８割強です。</w:t>
+      </w:r>
+    </w:p>
+    <w:p>
+      <w:pPr>
+        <w:spacing w:after="80"/>
+        <w:ind w:left="200"/>
+        <w:rPr>
+          <w:rFonts w:ascii="游ゴシック Medium" w:eastAsia="游ゴシック Medium" w:hAnsi="游ゴシック Medium"/>
+          <w:noProof/>
+          <w:lang w:eastAsia="ja-JP"/>
+        </w:rPr>
+      </w:pPr>
+      <w:r>
+        <w:rPr>
+          <w:rFonts w:ascii="游ゴシック Medium" w:eastAsia="游ゴシック Medium" w:hAnsi="游ゴシック Medium" w:cs="游明朝" w:hint="eastAsia"/>
+          <w:noProof/>
+          <w:sz w:val="20"/>
+          <w:szCs w:val="20"/>
+          <w:lang w:eastAsia="ja-JP"/>
+        </w:rPr>
+        <w:t xml:space="preserve">（出典：日本医療労働組合連合会「２０２４年介護施設夜勤実態調査」、労働政策研究・研修機構「国内労働情報」２０２５年３月５日による紹介。一次資料は公開前に再確認する）</w:t>
       </w:r>
     </w:p>
     <w:p>
@@ -1297,27 +1360,6 @@
     </w:p>
     <w:p>
       <w:pPr>
-        <w:spacing w:after="80"/>
-        <w:ind w:left="200"/>
-        <w:rPr>
-          <w:rFonts w:ascii="游ゴシック Medium" w:eastAsia="游ゴシック Medium" w:hAnsi="游ゴシック Medium"/>
-          <w:noProof/>
-          <w:lang w:eastAsia="ja-JP"/>
-        </w:rPr>
-      </w:pPr>
-      <w:r>
-        <w:rPr>
-          <w:rFonts w:ascii="游ゴシック Medium" w:eastAsia="游ゴシック Medium" w:hAnsi="游ゴシック Medium" w:cs="游明朝" w:hint="eastAsia"/>
-          <w:noProof/>
-          <w:sz w:val="20"/>
-          <w:szCs w:val="20"/>
-          <w:lang w:eastAsia="ja-JP"/>
-        </w:rPr>
-        <w:t xml:space="preserve">怒りの映画にはしません。眠ってしまった人を、責めきれない映画にします。</w:t>
-      </w:r>
-    </w:p>
-    <w:p>
-      <w:pPr>
         <w:spacing w:before="150" w:after="100"/>
         <w:rPr>
           <w:rFonts w:ascii="游ゴシック Medium" w:eastAsia="游ゴシック Medium" w:hAnsi="游ゴシック Medium" w:cs="游明朝"/>
@@ -1365,28 +1407,28 @@
           <w:szCs w:val="20"/>
           <w:lang w:eastAsia="ja-JP"/>
         </w:rPr>
-        <w:t xml:space="preserve">倉田　修（３１）　家具店のマットレス売り場の店員。どこでも３秒で眠れる。売り文句は「あなたは、だんだん、眠くなる」。</w:t>
-      </w:r>
-    </w:p>
-    <w:p>
-      <w:pPr>
-        <w:spacing w:after="80"/>
-        <w:ind w:left="200"/>
-        <w:rPr>
-          <w:rFonts w:ascii="游ゴシック Medium" w:eastAsia="游ゴシック Medium" w:hAnsi="游ゴシック Medium"/>
-          <w:noProof/>
-          <w:lang w:eastAsia="ja-JP"/>
-        </w:rPr>
-      </w:pPr>
-      <w:r>
-        <w:rPr>
-          <w:rFonts w:ascii="游ゴシック Medium" w:eastAsia="游ゴシック Medium" w:hAnsi="游ゴシック Medium" w:cs="游明朝" w:hint="eastAsia"/>
-          <w:noProof/>
-          <w:sz w:val="20"/>
-          <w:szCs w:val="20"/>
-          <w:lang w:eastAsia="ja-JP"/>
-        </w:rPr>
-        <w:t xml:space="preserve">ミオ（３０）　老人ホーム「あかりの家」の介護福祉士。夜勤専従。３年前、倉田の部屋を出ていった。４まで数えてから、次の部屋へ行く。</w:t>
+        <w:t xml:space="preserve">倉田　修（３１）　家具店のマットレス売り場の店員。どこでも３秒で眠れる。売り文句は「あなたは、だんだん、眠くなる」。欠員の夜だけ雇われた、無資格の夜間見守り補助。介護はしない。見回って、異変を知らせるのが仕事。</w:t>
+      </w:r>
+    </w:p>
+    <w:p>
+      <w:pPr>
+        <w:spacing w:after="80"/>
+        <w:ind w:left="200"/>
+        <w:rPr>
+          <w:rFonts w:ascii="游ゴシック Medium" w:eastAsia="游ゴシック Medium" w:hAnsi="游ゴシック Medium"/>
+          <w:noProof/>
+          <w:lang w:eastAsia="ja-JP"/>
+        </w:rPr>
+      </w:pPr>
+      <w:r>
+        <w:rPr>
+          <w:rFonts w:ascii="游ゴシック Medium" w:eastAsia="游ゴシック Medium" w:hAnsi="游ゴシック Medium" w:cs="游明朝" w:hint="eastAsia"/>
+          <w:noProof/>
+          <w:sz w:val="20"/>
+          <w:szCs w:val="20"/>
+          <w:lang w:eastAsia="ja-JP"/>
+        </w:rPr>
+        <w:t xml:space="preserve">ミオ（３０）　あかりの家の介護福祉士。夜勤専従。３年前、倉田の部屋を出ていった。懐中電灯を胸に当て、４まで数えてから次の部屋へ行く。</w:t>
       </w:r>
     </w:p>
     <w:p>
@@ -1480,6 +1522,121 @@
           <w:sz w:val="24"/>
           <w:lang w:eastAsia="ja-JP"/>
         </w:rPr>
+        <w:t xml:space="preserve">■キャスト案</w:t>
+      </w:r>
+    </w:p>
+    <w:p>
+      <w:pPr>
+        <w:spacing w:after="80"/>
+        <w:ind w:left="200"/>
+        <w:rPr>
+          <w:rFonts w:ascii="游ゴシック Medium" w:eastAsia="游ゴシック Medium" w:hAnsi="游ゴシック Medium"/>
+          <w:noProof/>
+          <w:lang w:eastAsia="ja-JP"/>
+        </w:rPr>
+      </w:pPr>
+      <w:r>
+        <w:rPr>
+          <w:rFonts w:ascii="游ゴシック Medium" w:eastAsia="游ゴシック Medium" w:hAnsi="游ゴシック Medium" w:cs="游明朝" w:hint="eastAsia"/>
+          <w:noProof/>
+          <w:sz w:val="20"/>
+          <w:szCs w:val="20"/>
+          <w:lang w:eastAsia="ja-JP"/>
+        </w:rPr>
+        <w:t xml:space="preserve">倉田　３０代前半。力の抜けた笑いがとれて、３秒で眠る芝居が予告の顔になる俳優。候補【要記入・２名】</w:t>
+      </w:r>
+    </w:p>
+    <w:p>
+      <w:pPr>
+        <w:spacing w:after="80"/>
+        <w:ind w:left="200"/>
+        <w:rPr>
+          <w:rFonts w:ascii="游ゴシック Medium" w:eastAsia="游ゴシック Medium" w:hAnsi="游ゴシック Medium"/>
+          <w:noProof/>
+          <w:lang w:eastAsia="ja-JP"/>
+        </w:rPr>
+      </w:pPr>
+      <w:r>
+        <w:rPr>
+          <w:rFonts w:ascii="游ゴシック Medium" w:eastAsia="游ゴシック Medium" w:hAnsi="游ゴシック Medium" w:cs="游明朝" w:hint="eastAsia"/>
+          <w:noProof/>
+          <w:sz w:val="20"/>
+          <w:szCs w:val="20"/>
+          <w:lang w:eastAsia="ja-JP"/>
+        </w:rPr>
+        <w:t xml:space="preserve">ミオ　３０前後。台詞より、目の下のクマと数える唇で語れる俳優。候補【要記入・２名】</w:t>
+      </w:r>
+    </w:p>
+    <w:p>
+      <w:pPr>
+        <w:spacing w:after="80"/>
+        <w:ind w:left="200"/>
+        <w:rPr>
+          <w:rFonts w:ascii="游ゴシック Medium" w:eastAsia="游ゴシック Medium" w:hAnsi="游ゴシック Medium"/>
+          <w:noProof/>
+          <w:lang w:eastAsia="ja-JP"/>
+        </w:rPr>
+      </w:pPr>
+      <w:r>
+        <w:rPr>
+          <w:rFonts w:ascii="游ゴシック Medium" w:eastAsia="游ゴシック Medium" w:hAnsi="游ゴシック Medium" w:cs="游明朝" w:hint="eastAsia"/>
+          <w:noProof/>
+          <w:sz w:val="20"/>
+          <w:szCs w:val="20"/>
+          <w:lang w:eastAsia="ja-JP"/>
+        </w:rPr>
+        <w:t xml:space="preserve">真壁　５０代。穏やかさの奥に１２年分の不眠が見える俳優。候補【要記入・２名】</w:t>
+      </w:r>
+    </w:p>
+    <w:p>
+      <w:pPr>
+        <w:spacing w:after="80"/>
+        <w:ind w:left="200"/>
+        <w:rPr>
+          <w:rFonts w:ascii="游ゴシック Medium" w:eastAsia="游ゴシック Medium" w:hAnsi="游ゴシック Medium"/>
+          <w:noProof/>
+          <w:lang w:eastAsia="ja-JP"/>
+        </w:rPr>
+      </w:pPr>
+      <w:r>
+        <w:rPr>
+          <w:rFonts w:ascii="游ゴシック Medium" w:eastAsia="游ゴシック Medium" w:hAnsi="游ゴシック Medium" w:cs="游明朝" w:hint="eastAsia"/>
+          <w:noProof/>
+          <w:sz w:val="20"/>
+          <w:szCs w:val="20"/>
+          <w:lang w:eastAsia="ja-JP"/>
+        </w:rPr>
+        <w:t xml:space="preserve">ハツ　８０代。ナースコール１回で客席を笑わせ、手帳の１行で泣かせる俳優。候補【要記入・２名】</w:t>
+      </w:r>
+    </w:p>
+    <w:p>
+      <w:pPr>
+        <w:spacing w:before="150" w:after="100"/>
+        <w:rPr>
+          <w:rFonts w:ascii="游ゴシック Medium" w:eastAsia="游ゴシック Medium" w:hAnsi="游ゴシック Medium" w:cs="游明朝"/>
+          <w:noProof/>
+          <w:sz w:val="20"/>
+          <w:szCs w:val="20"/>
+          <w:lang w:eastAsia="ja-JP"/>
+        </w:rPr>
+      </w:pPr>
+    </w:p>
+    <w:p>
+      <w:pPr>
+        <w:spacing w:after="300"/>
+        <w:rPr>
+          <w:rFonts w:ascii="游ゴシック Medium" w:eastAsia="游ゴシック Medium" w:hAnsi="游ゴシック Medium"/>
+          <w:noProof/>
+          <w:lang w:eastAsia="ja-JP"/>
+        </w:rPr>
+      </w:pPr>
+      <w:r>
+        <w:rPr>
+          <w:rFonts w:ascii="游ゴシック Medium" w:eastAsia="游ゴシック Medium" w:hAnsi="游ゴシック Medium" w:cs="游明朝" w:hint="eastAsia"/>
+          <w:noProof/>
+          <w:sz w:val="24"/>
+          <w:lang w:eastAsia="ja-JP"/>
+        </w:rPr>
         <w:t xml:space="preserve">■構成</w:t>
       </w:r>
     </w:p>
@@ -1521,7 +1678,7 @@
           <w:szCs w:val="20"/>
           <w:lang w:eastAsia="ja-JP"/>
         </w:rPr>
-        <w:t xml:space="preserve">マットレス売り場で「あなたは、だんだん、眠くなる」と客を眠らせる倉田。人手の足りない老人ホームの夜勤の見守りに入り、３年前に別れたミオと再会する。ミオは懐中電灯を顔ではなく胸に当て、息を４まで数えてから次の部屋へ行く。</w:t>
+        <w:t xml:space="preserve">マットレス売り場で「あなたは、だんだん、眠くなる」と客を眠らせる倉田。配達先の老人ホームで、３年前に別れたミオと再会する。「夜の人、募集してるよ」。倉田は欠員の夜の見守り補助に入る。ミオは懐中電灯を顔ではなく胸に当て、息を４まで数えてから次の部屋へ行く。</w:t>
       </w:r>
     </w:p>
     <w:p>
@@ -1685,7 +1842,7 @@
           <w:szCs w:val="20"/>
           <w:lang w:eastAsia="ja-JP"/>
         </w:rPr>
-        <w:t xml:space="preserve">倉田は履歴を印刷して、出すと決める。そこには、ミオの名前も出ている。屋上で、ミオは最後に言う。「わたしも、寝た。３秒で」。報告書は市に送られ、二人はそれぞれの夜に戻る。ラスト、３時４分。倉田は「起きてる？」と送る。そして「あなたは、だんだん、眠くなる」と自分にかける。眠れない。</w:t>
+        <w:t xml:space="preserve">倉田は履歴を印刷して、出すと決める。そこには、ミオの名前も出ている。屋上で、ミオは最後に言う。「わたしも、寝た。３秒で」。真壁は報告書に「夜勤２名配置を、本部に要請する」と書き足し、市に送る。ラスト、３時４分。倉田は「起きてる？」と送る。そして「あなたは、だんだん、眠くなる」と自分にかける。眠れない。</w:t>
       </w:r>
     </w:p>
     <w:p>
@@ -1977,28 +2134,70 @@
           <w:szCs w:val="20"/>
           <w:lang w:eastAsia="ja-JP"/>
         </w:rPr>
-        <w:t xml:space="preserve">仕掛け１　３時４分上映</w:t>
-      </w:r>
-    </w:p>
-    <w:p>
-      <w:pPr>
-        <w:spacing w:after="80"/>
-        <w:ind w:left="200"/>
-        <w:rPr>
-          <w:rFonts w:ascii="游ゴシック Medium" w:eastAsia="游ゴシック Medium" w:hAnsi="游ゴシック Medium"/>
-          <w:noProof/>
-          <w:lang w:eastAsia="ja-JP"/>
-        </w:rPr>
-      </w:pPr>
-      <w:r>
-        <w:rPr>
-          <w:rFonts w:ascii="游ゴシック Medium" w:eastAsia="游ゴシック Medium" w:hAnsi="游ゴシック Medium" w:cs="游明朝" w:hint="eastAsia"/>
-          <w:noProof/>
-          <w:sz w:val="20"/>
-          <w:szCs w:val="20"/>
-          <w:lang w:eastAsia="ja-JP"/>
-        </w:rPr>
-        <w:t xml:space="preserve">作中でハツがナースコールを押す時刻に、深夜上映を始めます。</w:t>
+        <w:t xml:space="preserve">１億円までの計算</w:t>
+      </w:r>
+    </w:p>
+    <w:p>
+      <w:pPr>
+        <w:spacing w:after="80"/>
+        <w:ind w:left="200"/>
+        <w:rPr>
+          <w:rFonts w:ascii="游ゴシック Medium" w:eastAsia="游ゴシック Medium" w:hAnsi="游ゴシック Medium"/>
+          <w:noProof/>
+          <w:lang w:eastAsia="ja-JP"/>
+        </w:rPr>
+      </w:pPr>
+      <w:r>
+        <w:rPr>
+          <w:rFonts w:ascii="游ゴシック Medium" w:eastAsia="游ゴシック Medium" w:hAnsi="游ゴシック Medium" w:cs="游明朝" w:hint="eastAsia"/>
+          <w:noProof/>
+          <w:sz w:val="20"/>
+          <w:szCs w:val="20"/>
+          <w:lang w:eastAsia="ja-JP"/>
+        </w:rPr>
+        <w:t xml:space="preserve">興行収入１億円は、動員で約６．９万人（２０２５年の平均入場料金１，４５４円で計算。出典：日本映画製作者連盟「２０２５年（令和７年）全国映画概況」）。</w:t>
+      </w:r>
+    </w:p>
+    <w:p>
+      <w:pPr>
+        <w:spacing w:after="80"/>
+        <w:ind w:left="200"/>
+        <w:rPr>
+          <w:rFonts w:ascii="游ゴシック Medium" w:eastAsia="游ゴシック Medium" w:hAnsi="游ゴシック Medium"/>
+          <w:noProof/>
+          <w:lang w:eastAsia="ja-JP"/>
+        </w:rPr>
+      </w:pPr>
+      <w:r>
+        <w:rPr>
+          <w:rFonts w:ascii="游ゴシック Medium" w:eastAsia="游ゴシック Medium" w:hAnsi="游ゴシック Medium" w:cs="游明朝" w:hint="eastAsia"/>
+          <w:noProof/>
+          <w:sz w:val="20"/>
+          <w:szCs w:val="20"/>
+          <w:lang w:eastAsia="ja-JP"/>
+        </w:rPr>
+        <w:t xml:space="preserve">主な客層は二つ。親を施設に預ける４０〜６０代と、眠りに悩む２０〜４０代。</w:t>
+      </w:r>
+    </w:p>
+    <w:p>
+      <w:pPr>
+        <w:spacing w:after="80"/>
+        <w:ind w:left="200"/>
+        <w:rPr>
+          <w:rFonts w:ascii="游ゴシック Medium" w:eastAsia="游ゴシック Medium" w:hAnsi="游ゴシック Medium"/>
+          <w:noProof/>
+          <w:lang w:eastAsia="ja-JP"/>
+        </w:rPr>
+      </w:pPr>
+      <w:r>
+        <w:rPr>
+          <w:rFonts w:ascii="游ゴシック Medium" w:eastAsia="游ゴシック Medium" w:hAnsi="游ゴシック Medium" w:cs="游明朝" w:hint="eastAsia"/>
+          <w:noProof/>
+          <w:sz w:val="20"/>
+          <w:szCs w:val="20"/>
+          <w:lang w:eastAsia="ja-JP"/>
+        </w:rPr>
+        <w:t xml:space="preserve">都市部３０館前後で公開し、満席率を見て広げる。宣伝費【要記入】。</w:t>
       </w:r>
     </w:p>
     <w:p>
@@ -2018,28 +2217,49 @@
           <w:szCs w:val="20"/>
           <w:lang w:eastAsia="ja-JP"/>
         </w:rPr>
-        <w:t xml:space="preserve">仕掛け２　夜勤明け上映</w:t>
-      </w:r>
-    </w:p>
-    <w:p>
-      <w:pPr>
-        <w:spacing w:after="80"/>
-        <w:ind w:left="200"/>
-        <w:rPr>
-          <w:rFonts w:ascii="游ゴシック Medium" w:eastAsia="游ゴシック Medium" w:hAnsi="游ゴシック Medium"/>
-          <w:noProof/>
-          <w:lang w:eastAsia="ja-JP"/>
-        </w:rPr>
-      </w:pPr>
-      <w:r>
-        <w:rPr>
-          <w:rFonts w:ascii="游ゴシック Medium" w:eastAsia="游ゴシック Medium" w:hAnsi="游ゴシック Medium" w:cs="游明朝" w:hint="eastAsia"/>
-          <w:noProof/>
-          <w:sz w:val="20"/>
-          <w:szCs w:val="20"/>
-          <w:lang w:eastAsia="ja-JP"/>
-        </w:rPr>
-        <w:t xml:space="preserve">介護・看護・物流など、夜勤で働く人を招く上映。「眠りを買える人と、夜を売る人」というこの映画の芯そのものです。ふざけて見えないための、いちばん大事な柱にします。</w:t>
+        <w:t xml:space="preserve">段１　話題を作る（公開２か月前〜）</w:t>
+      </w:r>
+    </w:p>
+    <w:p>
+      <w:pPr>
+        <w:spacing w:after="80"/>
+        <w:ind w:left="200"/>
+        <w:rPr>
+          <w:rFonts w:ascii="游ゴシック Medium" w:eastAsia="游ゴシック Medium" w:hAnsi="游ゴシック Medium"/>
+          <w:noProof/>
+          <w:lang w:eastAsia="ja-JP"/>
+        </w:rPr>
+      </w:pPr>
+      <w:r>
+        <w:rPr>
+          <w:rFonts w:ascii="游ゴシック Medium" w:eastAsia="游ゴシック Medium" w:hAnsi="游ゴシック Medium" w:cs="游明朝" w:hint="eastAsia"/>
+          <w:noProof/>
+          <w:sz w:val="20"/>
+          <w:szCs w:val="20"/>
+          <w:lang w:eastAsia="ja-JP"/>
+        </w:rPr>
+        <w:t xml:space="preserve">夜勤明け上映。朝７時、介護・看護・物流など夜勤で働く人を招いて上映する。映画の中で、夜勤明けの自動ドアに朝の光が差す時刻です。「眠りを買える人と、夜を売る人」というこの映画の芯そのものであり、宣伝がふざけて見えないための、いちばん大事な柱にします。</w:t>
+      </w:r>
+    </w:p>
+    <w:p>
+      <w:pPr>
+        <w:spacing w:after="80"/>
+        <w:ind w:left="200"/>
+        <w:rPr>
+          <w:rFonts w:ascii="游ゴシック Medium" w:eastAsia="游ゴシック Medium" w:hAnsi="游ゴシック Medium"/>
+          <w:noProof/>
+          <w:lang w:eastAsia="ja-JP"/>
+        </w:rPr>
+      </w:pPr>
+      <w:r>
+        <w:rPr>
+          <w:rFonts w:ascii="游ゴシック Medium" w:eastAsia="游ゴシック Medium" w:hAnsi="游ゴシック Medium" w:cs="游明朝" w:hint="eastAsia"/>
+          <w:noProof/>
+          <w:sz w:val="20"/>
+          <w:szCs w:val="20"/>
+          <w:lang w:eastAsia="ja-JP"/>
+        </w:rPr>
+        <w:t xml:space="preserve">催眠術の予告編。最初の１５秒は、催眠術の声と振り子。「あなたは、だんだん、眠くなる」、１、２、３。そこから事故の夜へ落とす。ＳＮＳ用の縦型も同時に作る。</w:t>
       </w:r>
     </w:p>
     <w:p>
@@ -2059,28 +2279,49 @@
           <w:szCs w:val="20"/>
           <w:lang w:eastAsia="ja-JP"/>
         </w:rPr>
-        <w:t xml:space="preserve">仕掛け３　マットレス会社との協業</w:t>
-      </w:r>
-    </w:p>
-    <w:p>
-      <w:pPr>
-        <w:spacing w:after="80"/>
-        <w:ind w:left="200"/>
-        <w:rPr>
-          <w:rFonts w:ascii="游ゴシック Medium" w:eastAsia="游ゴシック Medium" w:hAnsi="游ゴシック Medium"/>
-          <w:noProof/>
-          <w:lang w:eastAsia="ja-JP"/>
-        </w:rPr>
-      </w:pPr>
-      <w:r>
-        <w:rPr>
-          <w:rFonts w:ascii="游ゴシック Medium" w:eastAsia="游ゴシック Medium" w:hAnsi="游ゴシック Medium" w:cs="游明朝" w:hint="eastAsia"/>
-          <w:noProof/>
-          <w:sz w:val="20"/>
-          <w:szCs w:val="20"/>
-          <w:lang w:eastAsia="ja-JP"/>
-        </w:rPr>
-        <w:t xml:space="preserve">倉田はマットレス売り。作中の商品、枕つきの特別席、宣伝費の分担まで、自然につながります。</w:t>
+        <w:t xml:space="preserve">段２　広げる（公開１か月前〜）</w:t>
+      </w:r>
+    </w:p>
+    <w:p>
+      <w:pPr>
+        <w:spacing w:after="80"/>
+        <w:ind w:left="200"/>
+        <w:rPr>
+          <w:rFonts w:ascii="游ゴシック Medium" w:eastAsia="游ゴシック Medium" w:hAnsi="游ゴシック Medium"/>
+          <w:noProof/>
+          <w:lang w:eastAsia="ja-JP"/>
+        </w:rPr>
+      </w:pPr>
+      <w:r>
+        <w:rPr>
+          <w:rFonts w:ascii="游ゴシック Medium" w:eastAsia="游ゴシック Medium" w:hAnsi="游ゴシック Medium" w:cs="游明朝" w:hint="eastAsia"/>
+          <w:noProof/>
+          <w:sz w:val="20"/>
+          <w:szCs w:val="20"/>
+          <w:lang w:eastAsia="ja-JP"/>
+        </w:rPr>
+        <w:t xml:space="preserve">「何秒で寝落ちする？」ではなく「何分、起きていられた？」。観た人の言葉で広げる。</w:t>
+      </w:r>
+    </w:p>
+    <w:p>
+      <w:pPr>
+        <w:spacing w:after="80"/>
+        <w:ind w:left="200"/>
+        <w:rPr>
+          <w:rFonts w:ascii="游ゴシック Medium" w:eastAsia="游ゴシック Medium" w:hAnsi="游ゴシック Medium"/>
+          <w:noProof/>
+          <w:lang w:eastAsia="ja-JP"/>
+        </w:rPr>
+      </w:pPr>
+      <w:r>
+        <w:rPr>
+          <w:rFonts w:ascii="游ゴシック Medium" w:eastAsia="游ゴシック Medium" w:hAnsi="游ゴシック Medium" w:cs="游明朝" w:hint="eastAsia"/>
+          <w:noProof/>
+          <w:sz w:val="20"/>
+          <w:szCs w:val="20"/>
+          <w:lang w:eastAsia="ja-JP"/>
+        </w:rPr>
+        <w:t xml:space="preserve">試写の感想を書いてもらう人に便宜を渡す場合は、必ず「ＰＲ」と表示する。</w:t>
       </w:r>
     </w:p>
     <w:p>
@@ -2100,28 +2341,28 @@
           <w:szCs w:val="20"/>
           <w:lang w:eastAsia="ja-JP"/>
         </w:rPr>
-        <w:t xml:space="preserve">仕掛け４　予告編</w:t>
-      </w:r>
-    </w:p>
-    <w:p>
-      <w:pPr>
-        <w:spacing w:after="80"/>
-        <w:ind w:left="200"/>
-        <w:rPr>
-          <w:rFonts w:ascii="游ゴシック Medium" w:eastAsia="游ゴシック Medium" w:hAnsi="游ゴシック Medium"/>
-          <w:noProof/>
-          <w:lang w:eastAsia="ja-JP"/>
-        </w:rPr>
-      </w:pPr>
-      <w:r>
-        <w:rPr>
-          <w:rFonts w:ascii="游ゴシック Medium" w:eastAsia="游ゴシック Medium" w:hAnsi="游ゴシック Medium" w:cs="游明朝" w:hint="eastAsia"/>
-          <w:noProof/>
-          <w:sz w:val="20"/>
-          <w:szCs w:val="20"/>
-          <w:lang w:eastAsia="ja-JP"/>
-        </w:rPr>
-        <w:t xml:space="preserve">最初の１５秒は、催眠術の声と振り子。「あなたは、だんだん、眠くなる」、１、２、３。そこから事故の夜へ落とします。</w:t>
+        <w:t xml:space="preserve">段３　動員する（公開前後）</w:t>
+      </w:r>
+    </w:p>
+    <w:p>
+      <w:pPr>
+        <w:spacing w:after="80"/>
+        <w:ind w:left="200"/>
+        <w:rPr>
+          <w:rFonts w:ascii="游ゴシック Medium" w:eastAsia="游ゴシック Medium" w:hAnsi="游ゴシック Medium"/>
+          <w:noProof/>
+          <w:lang w:eastAsia="ja-JP"/>
+        </w:rPr>
+      </w:pPr>
+      <w:r>
+        <w:rPr>
+          <w:rFonts w:ascii="游ゴシック Medium" w:eastAsia="游ゴシック Medium" w:hAnsi="游ゴシック Medium" w:cs="游明朝" w:hint="eastAsia"/>
+          <w:noProof/>
+          <w:sz w:val="20"/>
+          <w:szCs w:val="20"/>
+          <w:lang w:eastAsia="ja-JP"/>
+        </w:rPr>
+        <w:t xml:space="preserve">マットレス会社の店頭と、介護の職能団体を通じた前売り。枚数目標【要記入】。</w:t>
       </w:r>
     </w:p>
     <w:p>
@@ -2211,131 +2452,245 @@
       <w:pPr>
         <w:spacing w:before="150" w:after="100"/>
         <w:rPr>
-          <w:rFonts w:ascii="游ゴシック Medium" w:eastAsia="游ゴシック Medium" w:hAnsi="游ゴシック Medium"/>
-          <w:noProof/>
-          <w:lang w:eastAsia="ja-JP"/>
-        </w:rPr>
-      </w:pPr>
-      <w:r>
-        <w:rPr>
-          <w:rFonts w:ascii="游ゴシック Medium" w:eastAsia="游ゴシック Medium" w:hAnsi="游ゴシック Medium" w:cs="游明朝" w:hint="eastAsia"/>
-          <w:noProof/>
-          <w:sz w:val="20"/>
-          <w:szCs w:val="20"/>
-          <w:lang w:eastAsia="ja-JP"/>
-        </w:rPr>
-        <w:t xml:space="preserve">守る線</w:t>
-      </w:r>
-    </w:p>
-    <w:p>
-      <w:pPr>
-        <w:spacing w:after="80"/>
-        <w:ind w:left="200"/>
-        <w:rPr>
-          <w:rFonts w:ascii="游ゴシック Medium" w:eastAsia="游ゴシック Medium" w:hAnsi="游ゴシック Medium"/>
-          <w:noProof/>
-          <w:lang w:eastAsia="ja-JP"/>
-        </w:rPr>
-      </w:pPr>
-      <w:r>
-        <w:rPr>
-          <w:rFonts w:ascii="游ゴシック Medium" w:eastAsia="游ゴシック Medium" w:hAnsi="游ゴシック Medium" w:cs="游明朝" w:hint="eastAsia"/>
-          <w:noProof/>
-          <w:sz w:val="20"/>
-          <w:szCs w:val="20"/>
-          <w:lang w:eastAsia="ja-JP"/>
-        </w:rPr>
-        <w:t xml:space="preserve">・「眠れないほど面白い」は感想の言葉として使う。「満足度Ｎｏ．１」などは根拠なしに使わない（景品表示法）。</w:t>
-      </w:r>
-    </w:p>
-    <w:p>
-      <w:pPr>
-        <w:spacing w:after="80"/>
-        <w:ind w:left="200"/>
-        <w:rPr>
-          <w:rFonts w:ascii="游ゴシック Medium" w:eastAsia="游ゴシック Medium" w:hAnsi="游ゴシック Medium"/>
-          <w:noProof/>
-          <w:lang w:eastAsia="ja-JP"/>
-        </w:rPr>
-      </w:pPr>
-      <w:r>
-        <w:rPr>
-          <w:rFonts w:ascii="游ゴシック Medium" w:eastAsia="游ゴシック Medium" w:hAnsi="游ゴシック Medium" w:cs="游明朝" w:hint="eastAsia"/>
-          <w:noProof/>
-          <w:sz w:val="20"/>
-          <w:szCs w:val="20"/>
-          <w:lang w:eastAsia="ja-JP"/>
-        </w:rPr>
-        <w:t xml:space="preserve">・試写で感想を書いてもらう人に便宜を渡す場合は、必ず「ＰＲ」と表示する（ステルスマーケティング規制）。</w:t>
-      </w:r>
-    </w:p>
-    <w:p>
-      <w:pPr>
-        <w:spacing w:after="80"/>
-        <w:ind w:left="200"/>
-        <w:rPr>
-          <w:rFonts w:ascii="游ゴシック Medium" w:eastAsia="游ゴシック Medium" w:hAnsi="游ゴシック Medium"/>
-          <w:noProof/>
-          <w:lang w:eastAsia="ja-JP"/>
-        </w:rPr>
-      </w:pPr>
-      <w:r>
-        <w:rPr>
-          <w:rFonts w:ascii="游ゴシック Medium" w:eastAsia="游ゴシック Medium" w:hAnsi="游ゴシック Medium" w:cs="游明朝" w:hint="eastAsia"/>
-          <w:noProof/>
-          <w:sz w:val="20"/>
-          <w:szCs w:val="20"/>
-          <w:lang w:eastAsia="ja-JP"/>
-        </w:rPr>
-        <w:t xml:space="preserve">・マットレス会社と組んでも、「睡眠が改善する」など効き目はうたわない。</w:t>
-      </w:r>
-    </w:p>
-    <w:p>
-      <w:pPr>
-        <w:spacing w:after="80"/>
-        <w:ind w:left="200"/>
-        <w:rPr>
-          <w:rFonts w:ascii="游ゴシック Medium" w:eastAsia="游ゴシック Medium" w:hAnsi="游ゴシック Medium"/>
-          <w:noProof/>
-          <w:lang w:eastAsia="ja-JP"/>
-        </w:rPr>
-      </w:pPr>
-      <w:r>
-        <w:rPr>
-          <w:rFonts w:ascii="游ゴシック Medium" w:eastAsia="游ゴシック Medium" w:hAnsi="游ゴシック Medium" w:cs="游明朝" w:hint="eastAsia"/>
-          <w:noProof/>
-          <w:sz w:val="20"/>
-          <w:szCs w:val="20"/>
-          <w:lang w:eastAsia="ja-JP"/>
-        </w:rPr>
-        <w:t xml:space="preserve">・深夜上映・寝具を使う上映は、映画館・消防と事前に確認する。</w:t>
-      </w:r>
-    </w:p>
-    <w:p>
-      <w:pPr>
-        <w:spacing w:after="80"/>
-        <w:ind w:left="200"/>
-        <w:rPr>
-          <w:rFonts w:ascii="游ゴシック Medium" w:eastAsia="游ゴシック Medium" w:hAnsi="游ゴシック Medium"/>
-          <w:noProof/>
-          <w:lang w:eastAsia="ja-JP"/>
-        </w:rPr>
-      </w:pPr>
-      <w:r>
-        <w:rPr>
-          <w:rFonts w:ascii="游ゴシック Medium" w:eastAsia="游ゴシック Medium" w:hAnsi="游ゴシック Medium" w:cs="游明朝" w:hint="eastAsia"/>
-          <w:noProof/>
-          <w:sz w:val="20"/>
-          <w:szCs w:val="20"/>
-          <w:lang w:eastAsia="ja-JP"/>
-        </w:rPr>
-        <w:t xml:space="preserve">・上記は、実施前に弁護士に確認する。</w:t>
+          <w:rFonts w:ascii="游ゴシック Medium" w:eastAsia="游ゴシック Medium" w:hAnsi="游ゴシック Medium" w:cs="游明朝"/>
+          <w:noProof/>
+          <w:sz w:val="20"/>
+          <w:szCs w:val="20"/>
+          <w:lang w:eastAsia="ja-JP"/>
+        </w:rPr>
+      </w:pPr>
+    </w:p>
+    <w:p>
+      <w:pPr>
+        <w:spacing w:after="300"/>
+        <w:rPr>
+          <w:rFonts w:ascii="游ゴシック Medium" w:eastAsia="游ゴシック Medium" w:hAnsi="游ゴシック Medium"/>
+          <w:noProof/>
+          <w:lang w:eastAsia="ja-JP"/>
+        </w:rPr>
+      </w:pPr>
+      <w:r>
+        <w:rPr>
+          <w:rFonts w:ascii="游ゴシック Medium" w:eastAsia="游ゴシック Medium" w:hAnsi="游ゴシック Medium" w:cs="游明朝" w:hint="eastAsia"/>
+          <w:noProof/>
+          <w:sz w:val="24"/>
+          <w:lang w:eastAsia="ja-JP"/>
+        </w:rPr>
+        <w:t xml:space="preserve">■協賛の設計</w:t>
+      </w:r>
+    </w:p>
+    <w:p>
+      <w:pPr>
+        <w:spacing w:after="80"/>
+        <w:ind w:left="200"/>
+        <w:rPr>
+          <w:rFonts w:ascii="游ゴシック Medium" w:eastAsia="游ゴシック Medium" w:hAnsi="游ゴシック Medium"/>
+          <w:noProof/>
+          <w:lang w:eastAsia="ja-JP"/>
+        </w:rPr>
+      </w:pPr>
+      <w:r>
+        <w:rPr>
+          <w:rFonts w:ascii="游ゴシック Medium" w:eastAsia="游ゴシック Medium" w:hAnsi="游ゴシック Medium" w:cs="游明朝" w:hint="eastAsia"/>
+          <w:noProof/>
+          <w:sz w:val="20"/>
+          <w:szCs w:val="20"/>
+          <w:lang w:eastAsia="ja-JP"/>
+        </w:rPr>
+        <w:t xml:space="preserve">倉田はマットレス売り。題名もコピーも、寝具の言葉です。寝具メーカーと組む必然があります。</w:t>
       </w:r>
     </w:p>
     <w:p>
       <w:pPr>
         <w:spacing w:before="150" w:after="100"/>
         <w:rPr>
+          <w:rFonts w:ascii="游ゴシック Medium" w:eastAsia="游ゴシック Medium" w:hAnsi="游ゴシック Medium"/>
+          <w:noProof/>
+          <w:lang w:eastAsia="ja-JP"/>
+        </w:rPr>
+      </w:pPr>
+      <w:r>
+        <w:rPr>
+          <w:rFonts w:ascii="游ゴシック Medium" w:eastAsia="游ゴシック Medium" w:hAnsi="游ゴシック Medium" w:cs="游明朝" w:hint="eastAsia"/>
+          <w:noProof/>
+          <w:sz w:val="20"/>
+          <w:szCs w:val="20"/>
+          <w:lang w:eastAsia="ja-JP"/>
+        </w:rPr>
+        <w:t xml:space="preserve">協賛メニュー（金額は例。詳細は相談）</w:t>
+      </w:r>
+    </w:p>
+    <w:p>
+      <w:pPr>
+        <w:spacing w:after="80"/>
+        <w:ind w:left="200"/>
+        <w:rPr>
+          <w:rFonts w:ascii="游ゴシック Medium" w:eastAsia="游ゴシック Medium" w:hAnsi="游ゴシック Medium"/>
+          <w:noProof/>
+          <w:lang w:eastAsia="ja-JP"/>
+        </w:rPr>
+      </w:pPr>
+      <w:r>
+        <w:rPr>
+          <w:rFonts w:ascii="游ゴシック Medium" w:eastAsia="游ゴシック Medium" w:hAnsi="游ゴシック Medium" w:cs="游明朝" w:hint="eastAsia"/>
+          <w:noProof/>
+          <w:sz w:val="20"/>
+          <w:szCs w:val="20"/>
+          <w:lang w:eastAsia="ja-JP"/>
+        </w:rPr>
+        <w:t xml:space="preserve">Ａ　作中の売り場への商品提供と、エンドクレジット</w:t>
+      </w:r>
+    </w:p>
+    <w:p>
+      <w:pPr>
+        <w:spacing w:after="80"/>
+        <w:ind w:left="200"/>
+        <w:rPr>
+          <w:rFonts w:ascii="游ゴシック Medium" w:eastAsia="游ゴシック Medium" w:hAnsi="游ゴシック Medium"/>
+          <w:noProof/>
+          <w:lang w:eastAsia="ja-JP"/>
+        </w:rPr>
+      </w:pPr>
+      <w:r>
+        <w:rPr>
+          <w:rFonts w:ascii="游ゴシック Medium" w:eastAsia="游ゴシック Medium" w:hAnsi="游ゴシック Medium" w:cs="游明朝" w:hint="eastAsia"/>
+          <w:noProof/>
+          <w:sz w:val="20"/>
+          <w:szCs w:val="20"/>
+          <w:lang w:eastAsia="ja-JP"/>
+        </w:rPr>
+        <w:t xml:space="preserve">Ｂ　Ａに加えて、夜勤明け上映の共催と、共同の広告</w:t>
+      </w:r>
+    </w:p>
+    <w:p>
+      <w:pPr>
+        <w:spacing w:after="80"/>
+        <w:ind w:left="200"/>
+        <w:rPr>
+          <w:rFonts w:ascii="游ゴシック Medium" w:eastAsia="游ゴシック Medium" w:hAnsi="游ゴシック Medium"/>
+          <w:noProof/>
+          <w:lang w:eastAsia="ja-JP"/>
+        </w:rPr>
+      </w:pPr>
+      <w:r>
+        <w:rPr>
+          <w:rFonts w:ascii="游ゴシック Medium" w:eastAsia="游ゴシック Medium" w:hAnsi="游ゴシック Medium" w:cs="游明朝" w:hint="eastAsia"/>
+          <w:noProof/>
+          <w:sz w:val="20"/>
+          <w:szCs w:val="20"/>
+          <w:lang w:eastAsia="ja-JP"/>
+        </w:rPr>
+        <w:t xml:space="preserve">Ｃ　Ｂに加えて、協力施設への仮眠用マットレスの寄贈を、共同で発表する（「夜を支える人の眠りを支える」取り組み）</w:t>
+      </w:r>
+    </w:p>
+    <w:p>
+      <w:pPr>
+        <w:spacing w:before="150" w:after="100"/>
+        <w:rPr>
+          <w:rFonts w:ascii="游ゴシック Medium" w:eastAsia="游ゴシック Medium" w:hAnsi="游ゴシック Medium"/>
+          <w:noProof/>
+          <w:lang w:eastAsia="ja-JP"/>
+        </w:rPr>
+      </w:pPr>
+      <w:r>
+        <w:rPr>
+          <w:rFonts w:ascii="游ゴシック Medium" w:eastAsia="游ゴシック Medium" w:hAnsi="游ゴシック Medium" w:cs="游明朝" w:hint="eastAsia"/>
+          <w:noProof/>
+          <w:sz w:val="20"/>
+          <w:szCs w:val="20"/>
+          <w:lang w:eastAsia="ja-JP"/>
+        </w:rPr>
+        <w:t xml:space="preserve">ブランドを守る線</w:t>
+      </w:r>
+    </w:p>
+    <w:p>
+      <w:pPr>
+        <w:spacing w:after="80"/>
+        <w:ind w:left="200"/>
+        <w:rPr>
+          <w:rFonts w:ascii="游ゴシック Medium" w:eastAsia="游ゴシック Medium" w:hAnsi="游ゴシック Medium"/>
+          <w:noProof/>
+          <w:lang w:eastAsia="ja-JP"/>
+        </w:rPr>
+      </w:pPr>
+      <w:r>
+        <w:rPr>
+          <w:rFonts w:ascii="游ゴシック Medium" w:eastAsia="游ゴシック Medium" w:hAnsi="游ゴシック Medium" w:cs="游明朝" w:hint="eastAsia"/>
+          <w:noProof/>
+          <w:sz w:val="20"/>
+          <w:szCs w:val="20"/>
+          <w:lang w:eastAsia="ja-JP"/>
+        </w:rPr>
+        <w:t xml:space="preserve">・協賛社の商品が映るのは、昼のマットレス売り場と、倉田の部屋だけ。</w:t>
+      </w:r>
+    </w:p>
+    <w:p>
+      <w:pPr>
+        <w:spacing w:after="80"/>
+        <w:ind w:left="200"/>
+        <w:rPr>
+          <w:rFonts w:ascii="游ゴシック Medium" w:eastAsia="游ゴシック Medium" w:hAnsi="游ゴシック Medium"/>
+          <w:noProof/>
+          <w:lang w:eastAsia="ja-JP"/>
+        </w:rPr>
+      </w:pPr>
+      <w:r>
+        <w:rPr>
+          <w:rFonts w:ascii="游ゴシック Medium" w:eastAsia="游ゴシック Medium" w:hAnsi="游ゴシック Medium" w:cs="游明朝" w:hint="eastAsia"/>
+          <w:noProof/>
+          <w:sz w:val="20"/>
+          <w:szCs w:val="20"/>
+          <w:lang w:eastAsia="ja-JP"/>
+        </w:rPr>
+        <w:t xml:space="preserve">・事故の夜のベッドには、作中の架空の商品を使う。協賛社の商品と入居者の死を、画面でも宣伝でも結びつけない。</w:t>
+      </w:r>
+    </w:p>
+    <w:p>
+      <w:pPr>
+        <w:spacing w:after="80"/>
+        <w:ind w:left="200"/>
+        <w:rPr>
+          <w:rFonts w:ascii="游ゴシック Medium" w:eastAsia="游ゴシック Medium" w:hAnsi="游ゴシック Medium"/>
+          <w:noProof/>
+          <w:lang w:eastAsia="ja-JP"/>
+        </w:rPr>
+      </w:pPr>
+      <w:r>
+        <w:rPr>
+          <w:rFonts w:ascii="游ゴシック Medium" w:eastAsia="游ゴシック Medium" w:hAnsi="游ゴシック Medium" w:cs="游明朝" w:hint="eastAsia"/>
+          <w:noProof/>
+          <w:sz w:val="20"/>
+          <w:szCs w:val="20"/>
+          <w:lang w:eastAsia="ja-JP"/>
+        </w:rPr>
+        <w:t xml:space="preserve">・「ハツが朝まで眠れた」場面を、商品の効き目として宣伝に使わない。「睡眠が改善する」など、効き目はうたわない。</w:t>
+      </w:r>
+    </w:p>
+    <w:p>
+      <w:pPr>
+        <w:spacing w:after="80"/>
+        <w:ind w:left="200"/>
+        <w:rPr>
+          <w:rFonts w:ascii="游ゴシック Medium" w:eastAsia="游ゴシック Medium" w:hAnsi="游ゴシック Medium"/>
+          <w:noProof/>
+          <w:lang w:eastAsia="ja-JP"/>
+        </w:rPr>
+      </w:pPr>
+      <w:r>
+        <w:rPr>
+          <w:rFonts w:ascii="游ゴシック Medium" w:eastAsia="游ゴシック Medium" w:hAnsi="游ゴシック Medium" w:cs="游明朝" w:hint="eastAsia"/>
+          <w:noProof/>
+          <w:sz w:val="20"/>
+          <w:szCs w:val="20"/>
+          <w:lang w:eastAsia="ja-JP"/>
+        </w:rPr>
+        <w:t xml:space="preserve">・決定稿と本編の該当場面は、協賛社が事前に確認できる。</w:t>
+      </w:r>
+    </w:p>
+    <w:p>
+      <w:pPr>
+        <w:spacing w:before="150" w:after="100"/>
+        <w:rPr>
           <w:rFonts w:ascii="游ゴシック Medium" w:eastAsia="游ゴシック Medium" w:hAnsi="游ゴシック Medium" w:cs="游明朝"/>
           <w:noProof/>
           <w:sz w:val="20"/>
@@ -2360,6 +2715,225 @@
           <w:sz w:val="24"/>
           <w:lang w:eastAsia="ja-JP"/>
         </w:rPr>
+        <w:t xml:space="preserve">■監督</w:t>
+      </w:r>
+    </w:p>
+    <w:p>
+      <w:pPr>
+        <w:spacing w:after="80"/>
+        <w:ind w:left="200"/>
+        <w:rPr>
+          <w:rFonts w:ascii="游ゴシック Medium" w:eastAsia="游ゴシック Medium" w:hAnsi="游ゴシック Medium"/>
+          <w:noProof/>
+          <w:lang w:eastAsia="ja-JP"/>
+        </w:rPr>
+      </w:pPr>
+      <w:r>
+        <w:rPr>
+          <w:rFonts w:ascii="游ゴシック Medium" w:eastAsia="游ゴシック Medium" w:hAnsi="游ゴシック Medium" w:cs="游明朝" w:hint="eastAsia"/>
+          <w:noProof/>
+          <w:sz w:val="20"/>
+          <w:szCs w:val="20"/>
+          <w:lang w:eastAsia="ja-JP"/>
+        </w:rPr>
+        <w:t xml:space="preserve">早坂亮輔（１９８６年札幌生まれ）。ＦＩＬＭＯＱ株式会社代表。</w:t>
+      </w:r>
+    </w:p>
+    <w:p>
+      <w:pPr>
+        <w:spacing w:after="80"/>
+        <w:ind w:left="200"/>
+        <w:rPr>
+          <w:rFonts w:ascii="游ゴシック Medium" w:eastAsia="游ゴシック Medium" w:hAnsi="游ゴシック Medium"/>
+          <w:noProof/>
+          <w:lang w:eastAsia="ja-JP"/>
+        </w:rPr>
+      </w:pPr>
+      <w:r>
+        <w:rPr>
+          <w:rFonts w:ascii="游ゴシック Medium" w:eastAsia="游ゴシック Medium" w:hAnsi="游ゴシック Medium" w:cs="游明朝" w:hint="eastAsia"/>
+          <w:noProof/>
+          <w:sz w:val="20"/>
+          <w:szCs w:val="20"/>
+          <w:lang w:eastAsia="ja-JP"/>
+        </w:rPr>
+        <w:t xml:space="preserve">慶應義塾大学卒業後、東京藝術大学大学院　映像研究科　映画専攻　監督領域で黒沢清に師事。</w:t>
+      </w:r>
+    </w:p>
+    <w:p>
+      <w:pPr>
+        <w:spacing w:after="80"/>
+        <w:ind w:left="200"/>
+        <w:rPr>
+          <w:rFonts w:ascii="游ゴシック Medium" w:eastAsia="游ゴシック Medium" w:hAnsi="游ゴシック Medium"/>
+          <w:noProof/>
+          <w:lang w:eastAsia="ja-JP"/>
+        </w:rPr>
+      </w:pPr>
+      <w:r>
+        <w:rPr>
+          <w:rFonts w:ascii="游ゴシック Medium" w:eastAsia="游ゴシック Medium" w:hAnsi="游ゴシック Medium" w:cs="游明朝" w:hint="eastAsia"/>
+          <w:noProof/>
+          <w:sz w:val="20"/>
+          <w:szCs w:val="20"/>
+          <w:lang w:eastAsia="ja-JP"/>
+        </w:rPr>
+        <w:t xml:space="preserve">ＣＭ：Ｓｏｎｙ、Ｇｏｏｇｌｅ、Ｈｏｎｄａ、ＴＯＹＯＴＡ、Ｃａｎｏｎ、ＡＳＩＣＳ　ほか。</w:t>
+      </w:r>
+    </w:p>
+    <w:p>
+      <w:pPr>
+        <w:spacing w:after="80"/>
+        <w:ind w:left="200"/>
+        <w:rPr>
+          <w:rFonts w:ascii="游ゴシック Medium" w:eastAsia="游ゴシック Medium" w:hAnsi="游ゴシック Medium"/>
+          <w:noProof/>
+          <w:lang w:eastAsia="ja-JP"/>
+        </w:rPr>
+      </w:pPr>
+      <w:r>
+        <w:rPr>
+          <w:rFonts w:ascii="游ゴシック Medium" w:eastAsia="游ゴシック Medium" w:hAnsi="游ゴシック Medium" w:cs="游明朝" w:hint="eastAsia"/>
+          <w:noProof/>
+          <w:sz w:val="20"/>
+          <w:szCs w:val="20"/>
+          <w:lang w:eastAsia="ja-JP"/>
+        </w:rPr>
+        <w:t xml:space="preserve">縦型ショートドラマ『ガチャライフ』全３０話（英題『Ｔｈｅ　Ｕｎｌｕｃｋｉｅｓｔ　Ｇｉｒｌ　ｉｎ　ｔｈｅ　Ｗｏｒｌｄ』）がＲａｉｎｄａｎｃｅ　Ｆｉｌｍ　Ｆｅｓｔｉｖａｌ　２０２６に公式選出。</w:t>
+      </w:r>
+    </w:p>
+    <w:p>
+      <w:pPr>
+        <w:spacing w:after="80"/>
+        <w:ind w:left="200"/>
+        <w:rPr>
+          <w:rFonts w:ascii="游ゴシック Medium" w:eastAsia="游ゴシック Medium" w:hAnsi="游ゴシック Medium"/>
+          <w:noProof/>
+          <w:lang w:eastAsia="ja-JP"/>
+        </w:rPr>
+      </w:pPr>
+      <w:r>
+        <w:rPr>
+          <w:rFonts w:ascii="游ゴシック Medium" w:eastAsia="游ゴシック Medium" w:hAnsi="游ゴシック Medium" w:cs="游明朝" w:hint="eastAsia"/>
+          <w:noProof/>
+          <w:sz w:val="20"/>
+          <w:szCs w:val="20"/>
+          <w:lang w:eastAsia="ja-JP"/>
+        </w:rPr>
+        <w:t xml:space="preserve">長編『４／猫』で商業映画デビュー。『恋は怪獣』がＢＩＦＡＮ　ＮＡＦＦ　Ｉｔ　Ｐｒｏｊｅｃｔ　２０２５に選出。</w:t>
+      </w:r>
+    </w:p>
+    <w:p>
+      <w:pPr>
+        <w:spacing w:before="150" w:after="100"/>
+        <w:rPr>
+          <w:rFonts w:ascii="游ゴシック Medium" w:eastAsia="游ゴシック Medium" w:hAnsi="游ゴシック Medium"/>
+          <w:noProof/>
+          <w:lang w:eastAsia="ja-JP"/>
+        </w:rPr>
+      </w:pPr>
+      <w:r>
+        <w:rPr>
+          <w:rFonts w:ascii="游ゴシック Medium" w:eastAsia="游ゴシック Medium" w:hAnsi="游ゴシック Medium" w:cs="游明朝" w:hint="eastAsia"/>
+          <w:noProof/>
+          <w:sz w:val="20"/>
+          <w:szCs w:val="20"/>
+          <w:lang w:eastAsia="ja-JP"/>
+        </w:rPr>
+        <w:t xml:space="preserve">監督のことば</w:t>
+      </w:r>
+    </w:p>
+    <w:p>
+      <w:pPr>
+        <w:spacing w:after="80"/>
+        <w:ind w:left="200"/>
+        <w:rPr>
+          <w:rFonts w:ascii="游ゴシック Medium" w:eastAsia="游ゴシック Medium" w:hAnsi="游ゴシック Medium"/>
+          <w:noProof/>
+          <w:lang w:eastAsia="ja-JP"/>
+        </w:rPr>
+      </w:pPr>
+      <w:r>
+        <w:rPr>
+          <w:rFonts w:ascii="游ゴシック Medium" w:eastAsia="游ゴシック Medium" w:hAnsi="游ゴシック Medium" w:cs="游明朝" w:hint="eastAsia"/>
+          <w:noProof/>
+          <w:sz w:val="20"/>
+          <w:szCs w:val="20"/>
+          <w:lang w:eastAsia="ja-JP"/>
+        </w:rPr>
+        <w:t xml:space="preserve">僕はずっと、色と光で人の内面を撮ってきました。</w:t>
+      </w:r>
+    </w:p>
+    <w:p>
+      <w:pPr>
+        <w:spacing w:after="80"/>
+        <w:ind w:left="200"/>
+        <w:rPr>
+          <w:rFonts w:ascii="游ゴシック Medium" w:eastAsia="游ゴシック Medium" w:hAnsi="游ゴシック Medium"/>
+          <w:noProof/>
+          <w:lang w:eastAsia="ja-JP"/>
+        </w:rPr>
+      </w:pPr>
+      <w:r>
+        <w:rPr>
+          <w:rFonts w:ascii="游ゴシック Medium" w:eastAsia="游ゴシック Medium" w:hAnsi="游ゴシック Medium" w:cs="游明朝" w:hint="eastAsia"/>
+          <w:noProof/>
+          <w:sz w:val="20"/>
+          <w:szCs w:val="20"/>
+          <w:lang w:eastAsia="ja-JP"/>
+        </w:rPr>
+        <w:t xml:space="preserve">この映画の光は、ほとんど二つしかありません。非常口の誘導灯の緑と、懐中電灯の白い円です。白い円は、眠る人の胸の上にだけ落ちる。顔には当てない。起こさないように。</w:t>
+      </w:r>
+    </w:p>
+    <w:p>
+      <w:pPr>
+        <w:spacing w:after="80"/>
+        <w:ind w:left="200"/>
+        <w:rPr>
+          <w:rFonts w:ascii="游ゴシック Medium" w:eastAsia="游ゴシック Medium" w:hAnsi="游ゴシック Medium"/>
+          <w:noProof/>
+          <w:lang w:eastAsia="ja-JP"/>
+        </w:rPr>
+      </w:pPr>
+      <w:r>
+        <w:rPr>
+          <w:rFonts w:ascii="游ゴシック Medium" w:eastAsia="游ゴシック Medium" w:hAnsi="游ゴシック Medium" w:cs="游明朝" w:hint="eastAsia"/>
+          <w:noProof/>
+          <w:sz w:val="20"/>
+          <w:szCs w:val="20"/>
+          <w:lang w:eastAsia="ja-JP"/>
+        </w:rPr>
+        <w:t xml:space="preserve">その光が一度だけ、まっすぐ人の顔に当たる朝があります。そこへ向かって、９０分を作ります。</w:t>
+      </w:r>
+    </w:p>
+    <w:p>
+      <w:pPr>
+        <w:spacing w:before="150" w:after="100"/>
+        <w:rPr>
+          <w:rFonts w:ascii="游ゴシック Medium" w:eastAsia="游ゴシック Medium" w:hAnsi="游ゴシック Medium" w:cs="游明朝"/>
+          <w:noProof/>
+          <w:sz w:val="20"/>
+          <w:szCs w:val="20"/>
+          <w:lang w:eastAsia="ja-JP"/>
+        </w:rPr>
+      </w:pPr>
+    </w:p>
+    <w:p>
+      <w:pPr>
+        <w:spacing w:after="300"/>
+        <w:rPr>
+          <w:rFonts w:ascii="游ゴシック Medium" w:eastAsia="游ゴシック Medium" w:hAnsi="游ゴシック Medium"/>
+          <w:noProof/>
+          <w:lang w:eastAsia="ja-JP"/>
+        </w:rPr>
+      </w:pPr>
+      <w:r>
+        <w:rPr>
+          <w:rFonts w:ascii="游ゴシック Medium" w:eastAsia="游ゴシック Medium" w:hAnsi="游ゴシック Medium" w:cs="游明朝" w:hint="eastAsia"/>
+          <w:noProof/>
+          <w:sz w:val="24"/>
+          <w:lang w:eastAsia="ja-JP"/>
+        </w:rPr>
         <w:t xml:space="preserve">■演出（色と光）</w:t>
       </w:r>
     </w:p>
@@ -2423,7 +2997,7 @@
           <w:szCs w:val="20"/>
           <w:lang w:eastAsia="ja-JP"/>
         </w:rPr>
-        <w:t xml:space="preserve">白い円＝懐中電灯。眠る人の胸の上にだけ落ちる。顔には当てない。事故の朝に一度だけ、倉田の顔へまっすぐ当たる。</w:t>
+        <w:t xml:space="preserve">白い円＝懐中電灯。眠る人の胸の上にだけ落ちる。事故の朝に一度だけ、倉田の顔へまっすぐ当たる。</w:t>
       </w:r>
     </w:p>
     <w:p>
@@ -2517,7 +3091,7 @@
           <w:sz w:val="24"/>
           <w:lang w:eastAsia="ja-JP"/>
         </w:rPr>
-        <w:t xml:space="preserve">■製作の設計</w:t>
+        <w:t xml:space="preserve">■製作と回収の設計</w:t>
       </w:r>
     </w:p>
     <w:p>
@@ -2601,7 +3175,28 @@
           <w:szCs w:val="20"/>
           <w:lang w:eastAsia="ja-JP"/>
         </w:rPr>
-        <w:t xml:space="preserve">撮影前に、実際の介護施設で夜勤を取材する（機器の仕様、急変時の連絡、事故報告の流れ）。</w:t>
+        <w:t xml:space="preserve">回収は、劇場、配信、海外販売、協賛の４本で組む。興行収入１億円のうち、配給側に入るのはおおよそ半分（業界の一般的な目安。確信度：中。配給会社と要確認）。類似作の興行収入【要調査】。</w:t>
+      </w:r>
+    </w:p>
+    <w:p>
+      <w:pPr>
+        <w:spacing w:after="80"/>
+        <w:ind w:left="200"/>
+        <w:rPr>
+          <w:rFonts w:ascii="游ゴシック Medium" w:eastAsia="游ゴシック Medium" w:hAnsi="游ゴシック Medium"/>
+          <w:noProof/>
+          <w:lang w:eastAsia="ja-JP"/>
+        </w:rPr>
+      </w:pPr>
+      <w:r>
+        <w:rPr>
+          <w:rFonts w:ascii="游ゴシック Medium" w:eastAsia="游ゴシック Medium" w:hAnsi="游ゴシック Medium" w:cs="游明朝" w:hint="eastAsia"/>
+          <w:noProof/>
+          <w:sz w:val="20"/>
+          <w:szCs w:val="20"/>
+          <w:lang w:eastAsia="ja-JP"/>
+        </w:rPr>
+        <w:t xml:space="preserve">海外へ　一人で回す夜勤は、高齢化が進む国々がこれから迎える夜でもある（推測）。英題『Ａｒｅ　Ｙｏｕ　Ａｗａｋｅ？』で、海外の映画祭と企画マーケットにも出す。</w:t>
       </w:r>
     </w:p>
     <w:p>
@@ -2632,6 +3227,121 @@
           <w:sz w:val="24"/>
           <w:lang w:eastAsia="ja-JP"/>
         </w:rPr>
+        <w:t xml:space="preserve">■現場への約束</w:t>
+      </w:r>
+    </w:p>
+    <w:p>
+      <w:pPr>
+        <w:spacing w:after="80"/>
+        <w:ind w:left="200"/>
+        <w:rPr>
+          <w:rFonts w:ascii="游ゴシック Medium" w:eastAsia="游ゴシック Medium" w:hAnsi="游ゴシック Medium"/>
+          <w:noProof/>
+          <w:lang w:eastAsia="ja-JP"/>
+        </w:rPr>
+      </w:pPr>
+      <w:r>
+        <w:rPr>
+          <w:rFonts w:ascii="游ゴシック Medium" w:eastAsia="游ゴシック Medium" w:hAnsi="游ゴシック Medium" w:cs="游明朝" w:hint="eastAsia"/>
+          <w:noProof/>
+          <w:sz w:val="20"/>
+          <w:szCs w:val="20"/>
+          <w:lang w:eastAsia="ja-JP"/>
+        </w:rPr>
+        <w:t xml:space="preserve">脚本段階から、介護福祉士が監修する。</w:t>
+      </w:r>
+    </w:p>
+    <w:p>
+      <w:pPr>
+        <w:spacing w:after="80"/>
+        <w:ind w:left="200"/>
+        <w:rPr>
+          <w:rFonts w:ascii="游ゴシック Medium" w:eastAsia="游ゴシック Medium" w:hAnsi="游ゴシック Medium"/>
+          <w:noProof/>
+          <w:lang w:eastAsia="ja-JP"/>
+        </w:rPr>
+      </w:pPr>
+      <w:r>
+        <w:rPr>
+          <w:rFonts w:ascii="游ゴシック Medium" w:eastAsia="游ゴシック Medium" w:hAnsi="游ゴシック Medium" w:cs="游明朝" w:hint="eastAsia"/>
+          <w:noProof/>
+          <w:sz w:val="20"/>
+          <w:szCs w:val="20"/>
+          <w:lang w:eastAsia="ja-JP"/>
+        </w:rPr>
+        <w:t xml:space="preserve">取材先は匿名とし、取材先は脚本を確認できる。</w:t>
+      </w:r>
+    </w:p>
+    <w:p>
+      <w:pPr>
+        <w:spacing w:after="80"/>
+        <w:ind w:left="200"/>
+        <w:rPr>
+          <w:rFonts w:ascii="游ゴシック Medium" w:eastAsia="游ゴシック Medium" w:hAnsi="游ゴシック Medium"/>
+          <w:noProof/>
+          <w:lang w:eastAsia="ja-JP"/>
+        </w:rPr>
+      </w:pPr>
+      <w:r>
+        <w:rPr>
+          <w:rFonts w:ascii="游ゴシック Medium" w:eastAsia="游ゴシック Medium" w:hAnsi="游ゴシック Medium" w:cs="游明朝" w:hint="eastAsia"/>
+          <w:noProof/>
+          <w:sz w:val="20"/>
+          <w:szCs w:val="20"/>
+          <w:lang w:eastAsia="ja-JP"/>
+        </w:rPr>
+        <w:t xml:space="preserve">施設名・地名は架空にする。特定の事件を連想させない。</w:t>
+      </w:r>
+    </w:p>
+    <w:p>
+      <w:pPr>
+        <w:spacing w:after="80"/>
+        <w:ind w:left="200"/>
+        <w:rPr>
+          <w:rFonts w:ascii="游ゴシック Medium" w:eastAsia="游ゴシック Medium" w:hAnsi="游ゴシック Medium"/>
+          <w:noProof/>
+          <w:lang w:eastAsia="ja-JP"/>
+        </w:rPr>
+      </w:pPr>
+      <w:r>
+        <w:rPr>
+          <w:rFonts w:ascii="游ゴシック Medium" w:eastAsia="游ゴシック Medium" w:hAnsi="游ゴシック Medium" w:cs="游明朝" w:hint="eastAsia"/>
+          <w:noProof/>
+          <w:sz w:val="20"/>
+          <w:szCs w:val="20"/>
+          <w:lang w:eastAsia="ja-JP"/>
+        </w:rPr>
+        <w:t xml:space="preserve">夜勤明け上映の収益の一部を、協力施設に還元する。</w:t>
+      </w:r>
+    </w:p>
+    <w:p>
+      <w:pPr>
+        <w:spacing w:before="150" w:after="100"/>
+        <w:rPr>
+          <w:rFonts w:ascii="游ゴシック Medium" w:eastAsia="游ゴシック Medium" w:hAnsi="游ゴシック Medium" w:cs="游明朝"/>
+          <w:noProof/>
+          <w:sz w:val="20"/>
+          <w:szCs w:val="20"/>
+          <w:lang w:eastAsia="ja-JP"/>
+        </w:rPr>
+      </w:pPr>
+    </w:p>
+    <w:p>
+      <w:pPr>
+        <w:spacing w:after="300"/>
+        <w:rPr>
+          <w:rFonts w:ascii="游ゴシック Medium" w:eastAsia="游ゴシック Medium" w:hAnsi="游ゴシック Medium"/>
+          <w:noProof/>
+          <w:lang w:eastAsia="ja-JP"/>
+        </w:rPr>
+      </w:pPr>
+      <w:r>
+        <w:rPr>
+          <w:rFonts w:ascii="游ゴシック Medium" w:eastAsia="游ゴシック Medium" w:hAnsi="游ゴシック Medium" w:cs="游明朝" w:hint="eastAsia"/>
+          <w:noProof/>
+          <w:sz w:val="24"/>
+          <w:lang w:eastAsia="ja-JP"/>
+        </w:rPr>
         <w:t xml:space="preserve">■リスクと対策</w:t>
       </w:r>
     </w:p>
@@ -2674,28 +3384,28 @@
           <w:szCs w:val="20"/>
           <w:lang w:eastAsia="ja-JP"/>
         </w:rPr>
-        <w:t xml:space="preserve">・宣伝が軽すぎると、介護の現場や家族から反発を受ける。夜勤明け上映と、取材協力先との関係を、宣伝の前に作る。</w:t>
-      </w:r>
-    </w:p>
-    <w:p>
-      <w:pPr>
-        <w:spacing w:after="80"/>
-        <w:ind w:left="200"/>
-        <w:rPr>
-          <w:rFonts w:ascii="游ゴシック Medium" w:eastAsia="游ゴシック Medium" w:hAnsi="游ゴシック Medium"/>
-          <w:noProof/>
-          <w:lang w:eastAsia="ja-JP"/>
-        </w:rPr>
-      </w:pPr>
-      <w:r>
-        <w:rPr>
-          <w:rFonts w:ascii="游ゴシック Medium" w:eastAsia="游ゴシック Medium" w:hAnsi="游ゴシック Medium" w:cs="游明朝" w:hint="eastAsia"/>
-          <w:noProof/>
-          <w:sz w:val="20"/>
-          <w:szCs w:val="20"/>
-          <w:lang w:eastAsia="ja-JP"/>
-        </w:rPr>
-        <w:t xml:space="preserve">・介護施設での死亡事故と記録の改ざんを描く。施設名・地名は架空にし、特定の事件を連想させない。脚本段階で弁護士の確認を受ける。</w:t>
+        <w:t xml:space="preserve">・宣伝が軽すぎると、介護の現場や家族から反発を受ける。「現場への約束」を、宣伝の前に果たす。入居者が亡くなった時刻（３時４分）を、宣伝のイベントには使わない。</w:t>
+      </w:r>
+    </w:p>
+    <w:p>
+      <w:pPr>
+        <w:spacing w:after="80"/>
+        <w:ind w:left="200"/>
+        <w:rPr>
+          <w:rFonts w:ascii="游ゴシック Medium" w:eastAsia="游ゴシック Medium" w:hAnsi="游ゴシック Medium"/>
+          <w:noProof/>
+          <w:lang w:eastAsia="ja-JP"/>
+        </w:rPr>
+      </w:pPr>
+      <w:r>
+        <w:rPr>
+          <w:rFonts w:ascii="游ゴシック Medium" w:eastAsia="游ゴシック Medium" w:hAnsi="游ゴシック Medium" w:cs="游明朝" w:hint="eastAsia"/>
+          <w:noProof/>
+          <w:sz w:val="20"/>
+          <w:szCs w:val="20"/>
+          <w:lang w:eastAsia="ja-JP"/>
+        </w:rPr>
+        <w:t xml:space="preserve">・介護施設での死亡事故と記録の改ざんを描く。脚本段階で弁護士の確認を受ける。</w:t>
       </w:r>
     </w:p>
     <w:p>
@@ -2717,6 +3427,27 @@
           <w:lang w:eastAsia="ja-JP"/>
         </w:rPr>
         <w:t xml:space="preserve">・題名が催眠術の決まり文句のため、同じ題名の作品や商標がある可能性がある。宣伝開始前に調査する。</w:t>
+      </w:r>
+    </w:p>
+    <w:p>
+      <w:pPr>
+        <w:spacing w:after="80"/>
+        <w:ind w:left="200"/>
+        <w:rPr>
+          <w:rFonts w:ascii="游ゴシック Medium" w:eastAsia="游ゴシック Medium" w:hAnsi="游ゴシック Medium"/>
+          <w:noProof/>
+          <w:lang w:eastAsia="ja-JP"/>
+        </w:rPr>
+      </w:pPr>
+      <w:r>
+        <w:rPr>
+          <w:rFonts w:ascii="游ゴシック Medium" w:eastAsia="游ゴシック Medium" w:hAnsi="游ゴシック Medium" w:cs="游明朝" w:hint="eastAsia"/>
+          <w:noProof/>
+          <w:sz w:val="20"/>
+          <w:szCs w:val="20"/>
+          <w:lang w:eastAsia="ja-JP"/>
+        </w:rPr>
+        <w:t xml:space="preserve">・宣伝の表示は、景品表示法とステルスマーケティング規制を守る。深夜・早朝の上映は、映画館・消防と事前に確認する。実施前に弁護士に確認する。</w:t>
       </w:r>
     </w:p>
     <w:p>

--- a/nemuranai/あなたはだんだん眠くなる_企画書.docx
+++ b/nemuranai/あなたはだんだん眠くなる_企画書.docx
@@ -673,6 +673,27 @@
           <w:lang w:eastAsia="ja-JP"/>
         </w:rPr>
         <w:t xml:space="preserve">目標　興行収入１億円（動員約６．９万人）。映画祭は、興行の追い風として使う</w:t>
+      </w:r>
+    </w:p>
+    <w:p>
+      <w:pPr>
+        <w:spacing w:after="80"/>
+        <w:ind w:left="200"/>
+        <w:rPr>
+          <w:rFonts w:ascii="游ゴシック Medium" w:eastAsia="游ゴシック Medium" w:hAnsi="游ゴシック Medium"/>
+          <w:noProof/>
+          <w:lang w:eastAsia="ja-JP"/>
+        </w:rPr>
+      </w:pPr>
+      <w:r>
+        <w:rPr>
+          <w:rFonts w:ascii="游ゴシック Medium" w:eastAsia="游ゴシック Medium" w:hAnsi="游ゴシック Medium" w:cs="游明朝" w:hint="eastAsia"/>
+          <w:noProof/>
+          <w:sz w:val="20"/>
+          <w:szCs w:val="20"/>
+          <w:lang w:eastAsia="ja-JP"/>
+        </w:rPr>
+        <w:t xml:space="preserve">撮影　１２日（夜１０日・昼２日）。撮影場所は老人ホームと家具店の２か所</w:t>
       </w:r>
     </w:p>
     <w:p>
@@ -1719,7 +1740,7 @@
           <w:szCs w:val="20"/>
           <w:lang w:eastAsia="ja-JP"/>
         </w:rPr>
-        <w:t xml:space="preserve">倉田は、３時４分に鳴るハツのナースコールに付き合ううちに、ミオの夜の仕事を知る。倉田が売り場から運んだマットレスで、ハツは初めて朝まで眠る。倉田の部屋で、眠れないミオが倉田の真似をして「あなたは、だんだん、眠くなる」とつぶやき、二人は初めて一緒に眠る。</w:t>
+        <w:t xml:space="preserve">倉田は、３時４分に鳴るハツのナースコールに付き合ううちに、ミオの夜の仕事を知る。倉田が店の倉庫から持ち出した、廃棄になった展示品のマットレスで、ハツは初めて朝まで眠る。倉田の部屋で、眠れないミオが倉田の真似をして「あなたは、だんだん、眠くなる」とつぶやき、二人は初めて一緒に眠る。</w:t>
       </w:r>
     </w:p>
     <w:p>
@@ -1842,7 +1863,7 @@
           <w:szCs w:val="20"/>
           <w:lang w:eastAsia="ja-JP"/>
         </w:rPr>
-        <w:t xml:space="preserve">倉田は履歴を印刷して、出すと決める。そこには、ミオの名前も出ている。屋上で、ミオは最後に言う。「わたしも、寝た。３秒で」。真壁は報告書に「夜勤２名配置を、本部に要請する」と書き足し、市に送る。ラスト、３時４分。倉田は「起きてる？」と送る。そして「あなたは、だんだん、眠くなる」と自分にかける。眠れない。</w:t>
+        <w:t xml:space="preserve">倉田は履歴を印刷して、出すと決める。そこには、ミオの名前も出ている。屋上で、ミオは最後に言う。「わたしも、寝た。３秒で」。真壁は報告書に「夜勤２名配置を、本部に要請する」と書き足し、市に送る。夜勤者に母を預けてきた野中は、見守りカメラのコードを抜き、一晩、自分で母の息を数える。ラスト、３時４分。倉田は「起きてる？」と送る。そして「あなたは、だんだん、眠くなる」と自分にかける。眠れない。</w:t>
       </w:r>
     </w:p>
     <w:p>
@@ -2176,28 +2197,49 @@
           <w:szCs w:val="20"/>
           <w:lang w:eastAsia="ja-JP"/>
         </w:rPr>
-        <w:t xml:space="preserve">主な客層は二つ。親を施設に預ける４０〜６０代と、眠りに悩む２０〜４０代。</w:t>
-      </w:r>
-    </w:p>
-    <w:p>
-      <w:pPr>
-        <w:spacing w:after="80"/>
-        <w:ind w:left="200"/>
-        <w:rPr>
-          <w:rFonts w:ascii="游ゴシック Medium" w:eastAsia="游ゴシック Medium" w:hAnsi="游ゴシック Medium"/>
-          <w:noProof/>
-          <w:lang w:eastAsia="ja-JP"/>
-        </w:rPr>
-      </w:pPr>
-      <w:r>
-        <w:rPr>
-          <w:rFonts w:ascii="游ゴシック Medium" w:eastAsia="游ゴシック Medium" w:hAnsi="游ゴシック Medium" w:cs="游明朝" w:hint="eastAsia"/>
-          <w:noProof/>
-          <w:sz w:val="20"/>
-          <w:szCs w:val="20"/>
-          <w:lang w:eastAsia="ja-JP"/>
-        </w:rPr>
-        <w:t xml:space="preserve">都市部３０館前後で公開し、満席率を見て広げる。宣伝費【要記入】。</w:t>
+        <w:t xml:space="preserve">主な客層は二つ。コピーも分ける。</w:t>
+      </w:r>
+    </w:p>
+    <w:p>
+      <w:pPr>
+        <w:spacing w:after="80"/>
+        <w:ind w:left="200"/>
+        <w:rPr>
+          <w:rFonts w:ascii="游ゴシック Medium" w:eastAsia="游ゴシック Medium" w:hAnsi="游ゴシック Medium"/>
+          <w:noProof/>
+          <w:lang w:eastAsia="ja-JP"/>
+        </w:rPr>
+      </w:pPr>
+      <w:r>
+        <w:rPr>
+          <w:rFonts w:ascii="游ゴシック Medium" w:eastAsia="游ゴシック Medium" w:hAnsi="游ゴシック Medium" w:cs="游明朝" w:hint="eastAsia"/>
+          <w:noProof/>
+          <w:sz w:val="20"/>
+          <w:szCs w:val="20"/>
+          <w:lang w:eastAsia="ja-JP"/>
+        </w:rPr>
+        <w:t xml:space="preserve">・親を施設に預ける４０〜６０代　「親の夜を、見たことがありますか。」</w:t>
+      </w:r>
+    </w:p>
+    <w:p>
+      <w:pPr>
+        <w:spacing w:after="80"/>
+        <w:ind w:left="200"/>
+        <w:rPr>
+          <w:rFonts w:ascii="游ゴシック Medium" w:eastAsia="游ゴシック Medium" w:hAnsi="游ゴシック Medium"/>
+          <w:noProof/>
+          <w:lang w:eastAsia="ja-JP"/>
+        </w:rPr>
+      </w:pPr>
+      <w:r>
+        <w:rPr>
+          <w:rFonts w:ascii="游ゴシック Medium" w:eastAsia="游ゴシック Medium" w:hAnsi="游ゴシック Medium" w:cs="游明朝" w:hint="eastAsia"/>
+          <w:noProof/>
+          <w:sz w:val="20"/>
+          <w:szCs w:val="20"/>
+          <w:lang w:eastAsia="ja-JP"/>
+        </w:rPr>
+        <w:t xml:space="preserve">・眠りに悩む２０〜４０代　「眠りに来てください。」</w:t>
       </w:r>
     </w:p>
     <w:p>
@@ -2217,6 +2259,131 @@
           <w:szCs w:val="20"/>
           <w:lang w:eastAsia="ja-JP"/>
         </w:rPr>
+        <w:t xml:space="preserve">動員の試算（目安。配給会社と詰める）</w:t>
+      </w:r>
+    </w:p>
+    <w:p>
+      <w:pPr>
+        <w:spacing w:after="80"/>
+        <w:ind w:left="200"/>
+        <w:rPr>
+          <w:rFonts w:ascii="游ゴシック Medium" w:eastAsia="游ゴシック Medium" w:hAnsi="游ゴシック Medium"/>
+          <w:noProof/>
+          <w:lang w:eastAsia="ja-JP"/>
+        </w:rPr>
+      </w:pPr>
+      <w:r>
+        <w:rPr>
+          <w:rFonts w:ascii="游ゴシック Medium" w:eastAsia="游ゴシック Medium" w:hAnsi="游ゴシック Medium" w:cs="游明朝" w:hint="eastAsia"/>
+          <w:noProof/>
+          <w:sz w:val="20"/>
+          <w:szCs w:val="20"/>
+          <w:lang w:eastAsia="ja-JP"/>
+        </w:rPr>
+        <w:t xml:space="preserve">・公開１〜３週　３０館×平均８００人＝２．４万人</w:t>
+      </w:r>
+    </w:p>
+    <w:p>
+      <w:pPr>
+        <w:spacing w:after="80"/>
+        <w:ind w:left="200"/>
+        <w:rPr>
+          <w:rFonts w:ascii="游ゴシック Medium" w:eastAsia="游ゴシック Medium" w:hAnsi="游ゴシック Medium"/>
+          <w:noProof/>
+          <w:lang w:eastAsia="ja-JP"/>
+        </w:rPr>
+      </w:pPr>
+      <w:r>
+        <w:rPr>
+          <w:rFonts w:ascii="游ゴシック Medium" w:eastAsia="游ゴシック Medium" w:hAnsi="游ゴシック Medium" w:cs="游明朝" w:hint="eastAsia"/>
+          <w:noProof/>
+          <w:sz w:val="20"/>
+          <w:szCs w:val="20"/>
+          <w:lang w:eastAsia="ja-JP"/>
+        </w:rPr>
+        <w:t xml:space="preserve">・拡大後　６０館×平均５００人＝３．０万人</w:t>
+      </w:r>
+    </w:p>
+    <w:p>
+      <w:pPr>
+        <w:spacing w:after="80"/>
+        <w:ind w:left="200"/>
+        <w:rPr>
+          <w:rFonts w:ascii="游ゴシック Medium" w:eastAsia="游ゴシック Medium" w:hAnsi="游ゴシック Medium"/>
+          <w:noProof/>
+          <w:lang w:eastAsia="ja-JP"/>
+        </w:rPr>
+      </w:pPr>
+      <w:r>
+        <w:rPr>
+          <w:rFonts w:ascii="游ゴシック Medium" w:eastAsia="游ゴシック Medium" w:hAnsi="游ゴシック Medium" w:cs="游明朝" w:hint="eastAsia"/>
+          <w:noProof/>
+          <w:sz w:val="20"/>
+          <w:szCs w:val="20"/>
+          <w:lang w:eastAsia="ja-JP"/>
+        </w:rPr>
+        <w:t xml:space="preserve">・前売り・団体（寝具店頭１．０万枚、介護の職能団体０．５万枚）＝１．５万人</w:t>
+      </w:r>
+    </w:p>
+    <w:p>
+      <w:pPr>
+        <w:spacing w:after="80"/>
+        <w:ind w:left="200"/>
+        <w:rPr>
+          <w:rFonts w:ascii="游ゴシック Medium" w:eastAsia="游ゴシック Medium" w:hAnsi="游ゴシック Medium"/>
+          <w:noProof/>
+          <w:lang w:eastAsia="ja-JP"/>
+        </w:rPr>
+      </w:pPr>
+      <w:r>
+        <w:rPr>
+          <w:rFonts w:ascii="游ゴシック Medium" w:eastAsia="游ゴシック Medium" w:hAnsi="游ゴシック Medium" w:cs="游明朝" w:hint="eastAsia"/>
+          <w:noProof/>
+          <w:sz w:val="20"/>
+          <w:szCs w:val="20"/>
+          <w:lang w:eastAsia="ja-JP"/>
+        </w:rPr>
+        <w:t xml:space="preserve">・合計　６．９万人</w:t>
+      </w:r>
+    </w:p>
+    <w:p>
+      <w:pPr>
+        <w:spacing w:after="80"/>
+        <w:ind w:left="200"/>
+        <w:rPr>
+          <w:rFonts w:ascii="游ゴシック Medium" w:eastAsia="游ゴシック Medium" w:hAnsi="游ゴシック Medium"/>
+          <w:noProof/>
+          <w:lang w:eastAsia="ja-JP"/>
+        </w:rPr>
+      </w:pPr>
+      <w:r>
+        <w:rPr>
+          <w:rFonts w:ascii="游ゴシック Medium" w:eastAsia="游ゴシック Medium" w:hAnsi="游ゴシック Medium" w:cs="游明朝" w:hint="eastAsia"/>
+          <w:noProof/>
+          <w:sz w:val="20"/>
+          <w:szCs w:val="20"/>
+          <w:lang w:eastAsia="ja-JP"/>
+        </w:rPr>
+        <w:t xml:space="preserve">宣伝費（Ｐ＆Ａ）は２，０００万円を想定（うち予告・デジタル８００万円）。額は配給会社と決める。</w:t>
+      </w:r>
+    </w:p>
+    <w:p>
+      <w:pPr>
+        <w:spacing w:before="150" w:after="100"/>
+        <w:rPr>
+          <w:rFonts w:ascii="游ゴシック Medium" w:eastAsia="游ゴシック Medium" w:hAnsi="游ゴシック Medium"/>
+          <w:noProof/>
+          <w:lang w:eastAsia="ja-JP"/>
+        </w:rPr>
+      </w:pPr>
+      <w:r>
+        <w:rPr>
+          <w:rFonts w:ascii="游ゴシック Medium" w:eastAsia="游ゴシック Medium" w:hAnsi="游ゴシック Medium" w:cs="游明朝" w:hint="eastAsia"/>
+          <w:noProof/>
+          <w:sz w:val="20"/>
+          <w:szCs w:val="20"/>
+          <w:lang w:eastAsia="ja-JP"/>
+        </w:rPr>
         <w:t xml:space="preserve">段１　話題を作る（公開２か月前〜）</w:t>
       </w:r>
     </w:p>
@@ -2238,7 +2405,7 @@
           <w:szCs w:val="20"/>
           <w:lang w:eastAsia="ja-JP"/>
         </w:rPr>
-        <w:t xml:space="preserve">夜勤明け上映。朝７時、介護・看護・物流など夜勤で働く人を招いて上映する。映画の中で、夜勤明けの自動ドアに朝の光が差す時刻です。「眠りを買える人と、夜を売る人」というこの映画の芯そのものであり、宣伝がふざけて見えないための、いちばん大事な柱にします。</w:t>
+        <w:t xml:space="preserve">夜勤明け上映。朝１０時、介護・看護・物流など夜勤で働く人を招いて上映する（２交替の夜勤は、申し送りを終えて９〜１０時に明けることが多い）。「眠りを買える人と、夜を売る人」というこの映画の芯そのものであり、宣伝がふざけて見えないための、いちばん大事な柱にします。</w:t>
       </w:r>
     </w:p>
     <w:p>
@@ -2538,49 +2705,70 @@
           <w:szCs w:val="20"/>
           <w:lang w:eastAsia="ja-JP"/>
         </w:rPr>
-        <w:t xml:space="preserve">Ａ　作中の売り場への商品提供と、エンドクレジット</w:t>
-      </w:r>
-    </w:p>
-    <w:p>
-      <w:pPr>
-        <w:spacing w:after="80"/>
-        <w:ind w:left="200"/>
-        <w:rPr>
-          <w:rFonts w:ascii="游ゴシック Medium" w:eastAsia="游ゴシック Medium" w:hAnsi="游ゴシック Medium"/>
-          <w:noProof/>
-          <w:lang w:eastAsia="ja-JP"/>
-        </w:rPr>
-      </w:pPr>
-      <w:r>
-        <w:rPr>
-          <w:rFonts w:ascii="游ゴシック Medium" w:eastAsia="游ゴシック Medium" w:hAnsi="游ゴシック Medium" w:cs="游明朝" w:hint="eastAsia"/>
-          <w:noProof/>
-          <w:sz w:val="20"/>
-          <w:szCs w:val="20"/>
-          <w:lang w:eastAsia="ja-JP"/>
-        </w:rPr>
-        <w:t xml:space="preserve">Ｂ　Ａに加えて、夜勤明け上映の共催と、共同の広告</w:t>
-      </w:r>
-    </w:p>
-    <w:p>
-      <w:pPr>
-        <w:spacing w:after="80"/>
-        <w:ind w:left="200"/>
-        <w:rPr>
-          <w:rFonts w:ascii="游ゴシック Medium" w:eastAsia="游ゴシック Medium" w:hAnsi="游ゴシック Medium"/>
-          <w:noProof/>
-          <w:lang w:eastAsia="ja-JP"/>
-        </w:rPr>
-      </w:pPr>
-      <w:r>
-        <w:rPr>
-          <w:rFonts w:ascii="游ゴシック Medium" w:eastAsia="游ゴシック Medium" w:hAnsi="游ゴシック Medium" w:cs="游明朝" w:hint="eastAsia"/>
-          <w:noProof/>
-          <w:sz w:val="20"/>
-          <w:szCs w:val="20"/>
-          <w:lang w:eastAsia="ja-JP"/>
-        </w:rPr>
-        <w:t xml:space="preserve">Ｃ　Ｂに加えて、協力施設への仮眠用マットレスの寄贈を、共同で発表する（「夜を支える人の眠りを支える」取り組み）</w:t>
+        <w:t xml:space="preserve">Ａ　３００万円　作中の売り場への商品提供と、エンドクレジット</w:t>
+      </w:r>
+    </w:p>
+    <w:p>
+      <w:pPr>
+        <w:spacing w:after="80"/>
+        <w:ind w:left="200"/>
+        <w:rPr>
+          <w:rFonts w:ascii="游ゴシック Medium" w:eastAsia="游ゴシック Medium" w:hAnsi="游ゴシック Medium"/>
+          <w:noProof/>
+          <w:lang w:eastAsia="ja-JP"/>
+        </w:rPr>
+      </w:pPr>
+      <w:r>
+        <w:rPr>
+          <w:rFonts w:ascii="游ゴシック Medium" w:eastAsia="游ゴシック Medium" w:hAnsi="游ゴシック Medium" w:cs="游明朝" w:hint="eastAsia"/>
+          <w:noProof/>
+          <w:sz w:val="20"/>
+          <w:szCs w:val="20"/>
+          <w:lang w:eastAsia="ja-JP"/>
+        </w:rPr>
+        <w:t xml:space="preserve">Ｂ　８００万円　Ａに加えて、５都市での夜勤明け上映の共催と、共同の広告</w:t>
+      </w:r>
+    </w:p>
+    <w:p>
+      <w:pPr>
+        <w:spacing w:after="80"/>
+        <w:ind w:left="200"/>
+        <w:rPr>
+          <w:rFonts w:ascii="游ゴシック Medium" w:eastAsia="游ゴシック Medium" w:hAnsi="游ゴシック Medium"/>
+          <w:noProof/>
+          <w:lang w:eastAsia="ja-JP"/>
+        </w:rPr>
+      </w:pPr>
+      <w:r>
+        <w:rPr>
+          <w:rFonts w:ascii="游ゴシック Medium" w:eastAsia="游ゴシック Medium" w:hAnsi="游ゴシック Medium" w:cs="游明朝" w:hint="eastAsia"/>
+          <w:noProof/>
+          <w:sz w:val="20"/>
+          <w:szCs w:val="20"/>
+          <w:lang w:eastAsia="ja-JP"/>
+        </w:rPr>
+        <w:t xml:space="preserve">Ｃ　１，５００万円　Ｂに加えて、協力施設２０か所への仮眠用マットレスの寄贈を、公開初週に共同で発表する</w:t>
+      </w:r>
+    </w:p>
+    <w:p>
+      <w:pPr>
+        <w:spacing w:after="80"/>
+        <w:ind w:left="200"/>
+        <w:rPr>
+          <w:rFonts w:ascii="游ゴシック Medium" w:eastAsia="游ゴシック Medium" w:hAnsi="游ゴシック Medium"/>
+          <w:noProof/>
+          <w:lang w:eastAsia="ja-JP"/>
+        </w:rPr>
+      </w:pPr>
+      <w:r>
+        <w:rPr>
+          <w:rFonts w:ascii="游ゴシック Medium" w:eastAsia="游ゴシック Medium" w:hAnsi="游ゴシック Medium" w:cs="游明朝" w:hint="eastAsia"/>
+          <w:noProof/>
+          <w:sz w:val="20"/>
+          <w:szCs w:val="20"/>
+          <w:lang w:eastAsia="ja-JP"/>
+        </w:rPr>
+        <w:t xml:space="preserve">共同のコピー　「眠りを、交代できる社会へ。」（「３秒で眠れる」は使わない）</w:t>
       </w:r>
     </w:p>
     <w:p>
@@ -2642,7 +2830,7 @@
           <w:szCs w:val="20"/>
           <w:lang w:eastAsia="ja-JP"/>
         </w:rPr>
-        <w:t xml:space="preserve">・事故の夜のベッドには、作中の架空の商品を使う。協賛社の商品と入居者の死を、画面でも宣伝でも結びつけない。</w:t>
+        <w:t xml:space="preserve">・ハツのマットレスは、倉庫で廃棄を待っていた展示品。名前もロゴも出さない架空の商品にする。協賛社の商品と入居者の死を、画面でも宣伝でも結びつけない。</w:t>
       </w:r>
     </w:p>
     <w:p>
@@ -2684,7 +2872,7 @@
           <w:szCs w:val="20"/>
           <w:lang w:eastAsia="ja-JP"/>
         </w:rPr>
-        <w:t xml:space="preserve">・決定稿と本編の該当場面は、協賛社が事前に確認できる。</w:t>
+        <w:t xml:space="preserve">・決定稿と本編の該当場面は、協賛社が事前に確認できる。確認のあと、協賛社は違約金なしで露出を取り下げられる。</w:t>
       </w:r>
     </w:p>
     <w:p>
@@ -3154,28 +3342,236 @@
           <w:szCs w:val="20"/>
           <w:lang w:eastAsia="ja-JP"/>
         </w:rPr>
-        <w:t xml:space="preserve">撮影日数は１２日前後を想定（推測、確信度：中）。</w:t>
-      </w:r>
-    </w:p>
-    <w:p>
-      <w:pPr>
-        <w:spacing w:after="80"/>
-        <w:ind w:left="200"/>
-        <w:rPr>
-          <w:rFonts w:ascii="游ゴシック Medium" w:eastAsia="游ゴシック Medium" w:hAnsi="游ゴシック Medium"/>
-          <w:noProof/>
-          <w:lang w:eastAsia="ja-JP"/>
-        </w:rPr>
-      </w:pPr>
-      <w:r>
-        <w:rPr>
-          <w:rFonts w:ascii="游ゴシック Medium" w:eastAsia="游ゴシック Medium" w:hAnsi="游ゴシック Medium" w:cs="游明朝" w:hint="eastAsia"/>
-          <w:noProof/>
-          <w:sz w:val="20"/>
-          <w:szCs w:val="20"/>
-          <w:lang w:eastAsia="ja-JP"/>
-        </w:rPr>
-        <w:t xml:space="preserve">回収は、劇場、配信、海外販売、協賛の４本で組む。興行収入１億円のうち、配給側に入るのはおおよそ半分（業界の一般的な目安。確信度：中。配給会社と要確認）。類似作の興行収入【要調査】。</w:t>
+        <w:t xml:space="preserve">撮影は１２日（夜１０日・昼２日）。</w:t>
+      </w:r>
+    </w:p>
+    <w:p>
+      <w:pPr>
+        <w:spacing w:after="80"/>
+        <w:ind w:left="200"/>
+        <w:rPr>
+          <w:rFonts w:ascii="游ゴシック Medium" w:eastAsia="游ゴシック Medium" w:hAnsi="游ゴシック Medium"/>
+          <w:noProof/>
+          <w:lang w:eastAsia="ja-JP"/>
+        </w:rPr>
+      </w:pPr>
+      <w:r>
+        <w:rPr>
+          <w:rFonts w:ascii="游ゴシック Medium" w:eastAsia="游ゴシック Medium" w:hAnsi="游ゴシック Medium" w:cs="游明朝" w:hint="eastAsia"/>
+          <w:noProof/>
+          <w:sz w:val="20"/>
+          <w:szCs w:val="20"/>
+          <w:lang w:eastAsia="ja-JP"/>
+        </w:rPr>
+        <w:t xml:space="preserve">ロケの条件　撮影は、入居者のいない閉鎖フロアか空き施設、またはセットで行う。入居者の映り込みはゼロ。協力施設の入居者と家族への説明会は、製作側が開く。</w:t>
+      </w:r>
+    </w:p>
+    <w:p>
+      <w:pPr>
+        <w:spacing w:before="150" w:after="100"/>
+        <w:rPr>
+          <w:rFonts w:ascii="游ゴシック Medium" w:eastAsia="游ゴシック Medium" w:hAnsi="游ゴシック Medium"/>
+          <w:noProof/>
+          <w:lang w:eastAsia="ja-JP"/>
+        </w:rPr>
+      </w:pPr>
+      <w:r>
+        <w:rPr>
+          <w:rFonts w:ascii="游ゴシック Medium" w:eastAsia="游ゴシック Medium" w:hAnsi="游ゴシック Medium" w:cs="游明朝" w:hint="eastAsia"/>
+          <w:noProof/>
+          <w:sz w:val="20"/>
+          <w:szCs w:val="20"/>
+          <w:lang w:eastAsia="ja-JP"/>
+        </w:rPr>
+        <w:t xml:space="preserve">回収の試算（仮定の数字。配給会社と詰める）</w:t>
+      </w:r>
+    </w:p>
+    <w:p>
+      <w:pPr>
+        <w:spacing w:after="80"/>
+        <w:ind w:left="200"/>
+        <w:rPr>
+          <w:rFonts w:ascii="游ゴシック Medium" w:eastAsia="游ゴシック Medium" w:hAnsi="游ゴシック Medium"/>
+          <w:noProof/>
+          <w:lang w:eastAsia="ja-JP"/>
+        </w:rPr>
+      </w:pPr>
+      <w:r>
+        <w:rPr>
+          <w:rFonts w:ascii="游ゴシック Medium" w:eastAsia="游ゴシック Medium" w:hAnsi="游ゴシック Medium" w:cs="游明朝" w:hint="eastAsia"/>
+          <w:noProof/>
+          <w:sz w:val="20"/>
+          <w:szCs w:val="20"/>
+          <w:lang w:eastAsia="ja-JP"/>
+        </w:rPr>
+        <w:t xml:space="preserve">・興行収入１億円→配給収入５，０００万円（興収のおよそ半分が配給側に入るのが一般的な目安）</w:t>
+      </w:r>
+    </w:p>
+    <w:p>
+      <w:pPr>
+        <w:spacing w:after="80"/>
+        <w:ind w:left="200"/>
+        <w:rPr>
+          <w:rFonts w:ascii="游ゴシック Medium" w:eastAsia="游ゴシック Medium" w:hAnsi="游ゴシック Medium"/>
+          <w:noProof/>
+          <w:lang w:eastAsia="ja-JP"/>
+        </w:rPr>
+      </w:pPr>
+      <w:r>
+        <w:rPr>
+          <w:rFonts w:ascii="游ゴシック Medium" w:eastAsia="游ゴシック Medium" w:hAnsi="游ゴシック Medium" w:cs="游明朝" w:hint="eastAsia"/>
+          <w:noProof/>
+          <w:sz w:val="20"/>
+          <w:szCs w:val="20"/>
+          <w:lang w:eastAsia="ja-JP"/>
+        </w:rPr>
+        <w:t xml:space="preserve">・配給手数料（配給収入の３０％と仮定）１，５００万円、宣伝費２，０００万円を引く→製作側に１，５００万円</w:t>
+      </w:r>
+    </w:p>
+    <w:p>
+      <w:pPr>
+        <w:spacing w:after="80"/>
+        <w:ind w:left="200"/>
+        <w:rPr>
+          <w:rFonts w:ascii="游ゴシック Medium" w:eastAsia="游ゴシック Medium" w:hAnsi="游ゴシック Medium"/>
+          <w:noProof/>
+          <w:lang w:eastAsia="ja-JP"/>
+        </w:rPr>
+      </w:pPr>
+      <w:r>
+        <w:rPr>
+          <w:rFonts w:ascii="游ゴシック Medium" w:eastAsia="游ゴシック Medium" w:hAnsi="游ゴシック Medium" w:cs="游明朝" w:hint="eastAsia"/>
+          <w:noProof/>
+          <w:sz w:val="20"/>
+          <w:szCs w:val="20"/>
+          <w:lang w:eastAsia="ja-JP"/>
+        </w:rPr>
+        <w:t xml:space="preserve">・配信・放送１，０００万円、海外３００万円、協賛８００万円（Ｂ一口）を足す→３，６００万円</w:t>
+      </w:r>
+    </w:p>
+    <w:p>
+      <w:pPr>
+        <w:spacing w:after="80"/>
+        <w:ind w:left="200"/>
+        <w:rPr>
+          <w:rFonts w:ascii="游ゴシック Medium" w:eastAsia="游ゴシック Medium" w:hAnsi="游ゴシック Medium"/>
+          <w:noProof/>
+          <w:lang w:eastAsia="ja-JP"/>
+        </w:rPr>
+      </w:pPr>
+      <w:r>
+        <w:rPr>
+          <w:rFonts w:ascii="游ゴシック Medium" w:eastAsia="游ゴシック Medium" w:hAnsi="游ゴシック Medium" w:cs="游明朝" w:hint="eastAsia"/>
+          <w:noProof/>
+          <w:sz w:val="20"/>
+          <w:szCs w:val="20"/>
+          <w:lang w:eastAsia="ja-JP"/>
+        </w:rPr>
+        <w:t xml:space="preserve">・製作費３，０００万円に対して、回収率１２０％</w:t>
+      </w:r>
+    </w:p>
+    <w:p>
+      <w:pPr>
+        <w:spacing w:after="80"/>
+        <w:ind w:left="200"/>
+        <w:rPr>
+          <w:rFonts w:ascii="游ゴシック Medium" w:eastAsia="游ゴシック Medium" w:hAnsi="游ゴシック Medium"/>
+          <w:noProof/>
+          <w:lang w:eastAsia="ja-JP"/>
+        </w:rPr>
+      </w:pPr>
+      <w:r>
+        <w:rPr>
+          <w:rFonts w:ascii="游ゴシック Medium" w:eastAsia="游ゴシック Medium" w:hAnsi="游ゴシック Medium" w:cs="游明朝" w:hint="eastAsia"/>
+          <w:noProof/>
+          <w:sz w:val="20"/>
+          <w:szCs w:val="20"/>
+          <w:lang w:eastAsia="ja-JP"/>
+        </w:rPr>
+        <w:t xml:space="preserve">一つでも崩れると回収は１００％を切る。いちばん効くのは協賛と、配信の先売り。</w:t>
+      </w:r>
+    </w:p>
+    <w:p>
+      <w:pPr>
+        <w:spacing w:before="150" w:after="100"/>
+        <w:rPr>
+          <w:rFonts w:ascii="游ゴシック Medium" w:eastAsia="游ゴシック Medium" w:hAnsi="游ゴシック Medium"/>
+          <w:noProof/>
+          <w:lang w:eastAsia="ja-JP"/>
+        </w:rPr>
+      </w:pPr>
+      <w:r>
+        <w:rPr>
+          <w:rFonts w:ascii="游ゴシック Medium" w:eastAsia="游ゴシック Medium" w:hAnsi="游ゴシック Medium" w:cs="游明朝" w:hint="eastAsia"/>
+          <w:noProof/>
+          <w:sz w:val="20"/>
+          <w:szCs w:val="20"/>
+          <w:lang w:eastAsia="ja-JP"/>
+        </w:rPr>
+        <w:t xml:space="preserve">比べる作品</w:t>
+      </w:r>
+    </w:p>
+    <w:p>
+      <w:pPr>
+        <w:spacing w:after="80"/>
+        <w:ind w:left="200"/>
+        <w:rPr>
+          <w:rFonts w:ascii="游ゴシック Medium" w:eastAsia="游ゴシック Medium" w:hAnsi="游ゴシック Medium"/>
+          <w:noProof/>
+          <w:lang w:eastAsia="ja-JP"/>
+        </w:rPr>
+      </w:pPr>
+      <w:r>
+        <w:rPr>
+          <w:rFonts w:ascii="游ゴシック Medium" w:eastAsia="游ゴシック Medium" w:hAnsi="游ゴシック Medium" w:cs="游明朝" w:hint="eastAsia"/>
+          <w:noProof/>
+          <w:sz w:val="20"/>
+          <w:szCs w:val="20"/>
+          <w:lang w:eastAsia="ja-JP"/>
+        </w:rPr>
+        <w:t xml:space="preserve">・『侍タイムスリッパー』（２０２４年）。製作費２，６００万円（監督の自己資金２，０００万円と補助金６００万円）、１館で公開して約２３０館へ広がり、興収１０億円を超えたと報じられた。低予算でも、口コミで館数は伸びる（出典：日経クロストレンド、ほか報道）。</w:t>
+      </w:r>
+    </w:p>
+    <w:p>
+      <w:pPr>
+        <w:spacing w:after="80"/>
+        <w:ind w:left="200"/>
+        <w:rPr>
+          <w:rFonts w:ascii="游ゴシック Medium" w:eastAsia="游ゴシック Medium" w:hAnsi="游ゴシック Medium"/>
+          <w:noProof/>
+          <w:lang w:eastAsia="ja-JP"/>
+        </w:rPr>
+      </w:pPr>
+      <w:r>
+        <w:rPr>
+          <w:rFonts w:ascii="游ゴシック Medium" w:eastAsia="游ゴシック Medium" w:hAnsi="游ゴシック Medium" w:cs="游明朝" w:hint="eastAsia"/>
+          <w:noProof/>
+          <w:sz w:val="20"/>
+          <w:szCs w:val="20"/>
+          <w:lang w:eastAsia="ja-JP"/>
+        </w:rPr>
+        <w:t xml:space="preserve">・『ロストケア』（２０２３年）。介護を題材にした社会派。公開３８日で動員３０．８万人・興収４．８億円と報じられた。介護の話に、客は来る（主演は有名俳優。規模は本作より大きい）。</w:t>
+      </w:r>
+    </w:p>
+    <w:p>
+      <w:pPr>
+        <w:spacing w:after="80"/>
+        <w:ind w:left="200"/>
+        <w:rPr>
+          <w:rFonts w:ascii="游ゴシック Medium" w:eastAsia="游ゴシック Medium" w:hAnsi="游ゴシック Medium"/>
+          <w:noProof/>
+          <w:lang w:eastAsia="ja-JP"/>
+        </w:rPr>
+      </w:pPr>
+      <w:r>
+        <w:rPr>
+          <w:rFonts w:ascii="游ゴシック Medium" w:eastAsia="游ゴシック Medium" w:hAnsi="游ゴシック Medium" w:cs="游明朝" w:hint="eastAsia"/>
+          <w:noProof/>
+          <w:sz w:val="20"/>
+          <w:szCs w:val="20"/>
+          <w:lang w:eastAsia="ja-JP"/>
+        </w:rPr>
+        <w:t xml:space="preserve">・本作は、この二つの間に立つ。題材の強さは『ロストケア』、広がり方は『侍タイムスリッパー』を目標にする。</w:t>
       </w:r>
     </w:p>
     <w:p>
@@ -3248,7 +3644,28 @@
           <w:szCs w:val="20"/>
           <w:lang w:eastAsia="ja-JP"/>
         </w:rPr>
-        <w:t xml:space="preserve">脚本段階から、介護福祉士が監修する。</w:t>
+        <w:t xml:space="preserve">脚本段階から、介護福祉士（夜勤経験１０年以上）１名と、施設経営者１名が監修する。</w:t>
+      </w:r>
+    </w:p>
+    <w:p>
+      <w:pPr>
+        <w:spacing w:after="80"/>
+        <w:ind w:left="200"/>
+        <w:rPr>
+          <w:rFonts w:ascii="游ゴシック Medium" w:eastAsia="游ゴシック Medium" w:hAnsi="游ゴシック Medium"/>
+          <w:noProof/>
+          <w:lang w:eastAsia="ja-JP"/>
+        </w:rPr>
+      </w:pPr>
+      <w:r>
+        <w:rPr>
+          <w:rFonts w:ascii="游ゴシック Medium" w:eastAsia="游ゴシック Medium" w:hAnsi="游ゴシック Medium" w:cs="游明朝" w:hint="eastAsia"/>
+          <w:noProof/>
+          <w:sz w:val="20"/>
+          <w:szCs w:val="20"/>
+          <w:lang w:eastAsia="ja-JP"/>
+        </w:rPr>
+        <w:t xml:space="preserve">記録改ざんの描写は、介護の業界団体と事前に話し合う。</w:t>
       </w:r>
     </w:p>
     <w:p>

--- a/nemuranai/あなたはだんだん眠くなる_企画書.docx
+++ b/nemuranai/あなたはだんだん眠くなる_企画書.docx
@@ -1449,7 +1449,7 @@
           <w:szCs w:val="20"/>
           <w:lang w:eastAsia="ja-JP"/>
         </w:rPr>
-        <w:t xml:space="preserve">ミオ（３０）　あかりの家の介護福祉士。夜勤専従。３年前、倉田の部屋を出ていった。懐中電灯を胸に当て、４まで数えてから次の部屋へ行く。</w:t>
+        <w:t xml:space="preserve">ミオ（３０）　あかりの家の介護福祉士。夜勤専従。３年前、３秒で眠る倉田の隣で、ひとり眠れない夜が続いて、部屋を出た。懐中電灯を胸に当て、４まで数えてから次の部屋へ行く。</w:t>
       </w:r>
     </w:p>
     <w:p>
@@ -1781,7 +1781,7 @@
           <w:szCs w:val="20"/>
           <w:lang w:eastAsia="ja-JP"/>
         </w:rPr>
-        <w:t xml:space="preserve">野中の母の騒ぎで、ミオは２階へ。１階を任された倉田は、廊下のベンチで「あなたは、だんだん、眠くならない」と自分に唱える。そして眠る。３時４分、ハツのコールが鳴る。</w:t>
+        <w:t xml:space="preserve">野中の母の騒ぎで、ミオは２階へ。１階を任された倉田は、廊下のベンチで「あなたは、だんだん、眠くならない」と自分に唱える。そして眠る。３時４分、ハツのコールが鳴る。２階で野中の母の手にとめられたミオのポケットで、ＰＨＳが震え続ける。</w:t>
       </w:r>
     </w:p>
     <w:p>
@@ -1936,133 +1936,133 @@
           <w:szCs w:val="20"/>
           <w:lang w:eastAsia="ja-JP"/>
         </w:rPr>
-        <w:t xml:space="preserve">この言葉は本編で５回出てきます。そして毎回、言ったことと逆のことが起きます。</w:t>
-      </w:r>
-    </w:p>
-    <w:p>
-      <w:pPr>
-        <w:spacing w:after="80"/>
-        <w:ind w:left="200"/>
-        <w:rPr>
-          <w:rFonts w:ascii="游ゴシック Medium" w:eastAsia="游ゴシック Medium" w:hAnsi="游ゴシック Medium"/>
-          <w:noProof/>
-          <w:lang w:eastAsia="ja-JP"/>
-        </w:rPr>
-      </w:pPr>
-      <w:r>
-        <w:rPr>
-          <w:rFonts w:ascii="游ゴシック Medium" w:eastAsia="游ゴシック Medium" w:hAnsi="游ゴシック Medium" w:cs="游明朝" w:hint="eastAsia"/>
-          <w:noProof/>
-          <w:sz w:val="20"/>
-          <w:szCs w:val="20"/>
-          <w:lang w:eastAsia="ja-JP"/>
-        </w:rPr>
-        <w:t xml:space="preserve">１　売り場　「あなたは、だんだん、眠くなる」　客は笑う。倉田の売り文句</w:t>
-      </w:r>
-    </w:p>
-    <w:p>
-      <w:pPr>
-        <w:spacing w:after="80"/>
-        <w:ind w:left="200"/>
-        <w:rPr>
-          <w:rFonts w:ascii="游ゴシック Medium" w:eastAsia="游ゴシック Medium" w:hAnsi="游ゴシック Medium"/>
-          <w:noProof/>
-          <w:lang w:eastAsia="ja-JP"/>
-        </w:rPr>
-      </w:pPr>
-      <w:r>
-        <w:rPr>
-          <w:rFonts w:ascii="游ゴシック Medium" w:eastAsia="游ゴシック Medium" w:hAnsi="游ゴシック Medium" w:cs="游明朝" w:hint="eastAsia"/>
-          <w:noProof/>
-          <w:sz w:val="20"/>
-          <w:szCs w:val="20"/>
-          <w:lang w:eastAsia="ja-JP"/>
-        </w:rPr>
-        <w:t xml:space="preserve">２　夜勤の初日　「あなたは、だんだん、眠くならない」　倉田の冗談。ミオは笑わずに言う。「あなたは、寝るよ」</w:t>
-      </w:r>
-    </w:p>
-    <w:p>
-      <w:pPr>
-        <w:spacing w:after="80"/>
-        <w:ind w:left="200"/>
-        <w:rPr>
-          <w:rFonts w:ascii="游ゴシック Medium" w:eastAsia="游ゴシック Medium" w:hAnsi="游ゴシック Medium"/>
-          <w:noProof/>
-          <w:lang w:eastAsia="ja-JP"/>
-        </w:rPr>
-      </w:pPr>
-      <w:r>
-        <w:rPr>
-          <w:rFonts w:ascii="游ゴシック Medium" w:eastAsia="游ゴシック Medium" w:hAnsi="游ゴシック Medium" w:cs="游明朝" w:hint="eastAsia"/>
-          <w:noProof/>
-          <w:sz w:val="20"/>
-          <w:szCs w:val="20"/>
-          <w:lang w:eastAsia="ja-JP"/>
-        </w:rPr>
-        <w:t xml:space="preserve">３　倉田の部屋　ミオが真似をして「眠くなる」　二人は眠れる</w:t>
-      </w:r>
-    </w:p>
-    <w:p>
-      <w:pPr>
-        <w:spacing w:after="80"/>
-        <w:ind w:left="200"/>
-        <w:rPr>
-          <w:rFonts w:ascii="游ゴシック Medium" w:eastAsia="游ゴシック Medium" w:hAnsi="游ゴシック Medium"/>
-          <w:noProof/>
-          <w:lang w:eastAsia="ja-JP"/>
-        </w:rPr>
-      </w:pPr>
-      <w:r>
-        <w:rPr>
-          <w:rFonts w:ascii="游ゴシック Medium" w:eastAsia="游ゴシック Medium" w:hAnsi="游ゴシック Medium" w:cs="游明朝" w:hint="eastAsia"/>
-          <w:noProof/>
-          <w:sz w:val="20"/>
-          <w:szCs w:val="20"/>
-          <w:lang w:eastAsia="ja-JP"/>
-        </w:rPr>
-        <w:t xml:space="preserve">４　事故の夜　「あなたは、だんだん、眠くならない」　倉田は眠ってしまう</w:t>
-      </w:r>
-    </w:p>
-    <w:p>
-      <w:pPr>
-        <w:spacing w:after="80"/>
-        <w:ind w:left="200"/>
-        <w:rPr>
-          <w:rFonts w:ascii="游ゴシック Medium" w:eastAsia="游ゴシック Medium" w:hAnsi="游ゴシック Medium"/>
-          <w:noProof/>
-          <w:lang w:eastAsia="ja-JP"/>
-        </w:rPr>
-      </w:pPr>
-      <w:r>
-        <w:rPr>
-          <w:rFonts w:ascii="游ゴシック Medium" w:eastAsia="游ゴシック Medium" w:hAnsi="游ゴシック Medium" w:cs="游明朝" w:hint="eastAsia"/>
-          <w:noProof/>
-          <w:sz w:val="20"/>
-          <w:szCs w:val="20"/>
-          <w:lang w:eastAsia="ja-JP"/>
-        </w:rPr>
-        <w:t xml:space="preserve">５　ラスト　「あなたは、だんだん、眠くなる」　倉田は眠れない</w:t>
-      </w:r>
-    </w:p>
-    <w:p>
-      <w:pPr>
-        <w:spacing w:after="80"/>
-        <w:ind w:left="200"/>
-        <w:rPr>
-          <w:rFonts w:ascii="游ゴシック Medium" w:eastAsia="游ゴシック Medium" w:hAnsi="游ゴシック Medium"/>
-          <w:noProof/>
-          <w:lang w:eastAsia="ja-JP"/>
-        </w:rPr>
-      </w:pPr>
-      <w:r>
-        <w:rPr>
-          <w:rFonts w:ascii="游ゴシック Medium" w:eastAsia="游ゴシック Medium" w:hAnsi="游ゴシック Medium" w:cs="游明朝" w:hint="eastAsia"/>
-          <w:noProof/>
-          <w:sz w:val="20"/>
-          <w:szCs w:val="20"/>
-          <w:lang w:eastAsia="ja-JP"/>
-        </w:rPr>
-        <w:t xml:space="preserve">笑える言葉で始まり、最後は同じ言葉が呪いになる。題名を覚えた観客は、エンドロールで題名の意味を持ち帰ります。</w:t>
+        <w:t xml:space="preserve">この言葉は本編で５回出てきます。前半は、言葉どおりに効く。後半は、言葉と逆のことが起きる。</w:t>
+      </w:r>
+    </w:p>
+    <w:p>
+      <w:pPr>
+        <w:spacing w:after="80"/>
+        <w:ind w:left="200"/>
+        <w:rPr>
+          <w:rFonts w:ascii="游ゴシック Medium" w:eastAsia="游ゴシック Medium" w:hAnsi="游ゴシック Medium"/>
+          <w:noProof/>
+          <w:lang w:eastAsia="ja-JP"/>
+        </w:rPr>
+      </w:pPr>
+      <w:r>
+        <w:rPr>
+          <w:rFonts w:ascii="游ゴシック Medium" w:eastAsia="游ゴシック Medium" w:hAnsi="游ゴシック Medium" w:cs="游明朝" w:hint="eastAsia"/>
+          <w:noProof/>
+          <w:sz w:val="20"/>
+          <w:szCs w:val="20"/>
+          <w:lang w:eastAsia="ja-JP"/>
+        </w:rPr>
+        <w:t xml:space="preserve">１　売り場　「あなたは、だんだん、眠くなる」　２年眠れない客が、３秒で寝息を立てる（効く）</w:t>
+      </w:r>
+    </w:p>
+    <w:p>
+      <w:pPr>
+        <w:spacing w:after="80"/>
+        <w:ind w:left="200"/>
+        <w:rPr>
+          <w:rFonts w:ascii="游ゴシック Medium" w:eastAsia="游ゴシック Medium" w:hAnsi="游ゴシック Medium"/>
+          <w:noProof/>
+          <w:lang w:eastAsia="ja-JP"/>
+        </w:rPr>
+      </w:pPr>
+      <w:r>
+        <w:rPr>
+          <w:rFonts w:ascii="游ゴシック Medium" w:eastAsia="游ゴシック Medium" w:hAnsi="游ゴシック Medium" w:cs="游明朝" w:hint="eastAsia"/>
+          <w:noProof/>
+          <w:sz w:val="20"/>
+          <w:szCs w:val="20"/>
+          <w:lang w:eastAsia="ja-JP"/>
+        </w:rPr>
+        <w:t xml:space="preserve">２　夜勤の初日　「あなたは、だんだん、眠くならない」　倉田の冗談。ミオは笑わずに言う。「あなたは、寝るよ」（予言）</w:t>
+      </w:r>
+    </w:p>
+    <w:p>
+      <w:pPr>
+        <w:spacing w:after="80"/>
+        <w:ind w:left="200"/>
+        <w:rPr>
+          <w:rFonts w:ascii="游ゴシック Medium" w:eastAsia="游ゴシック Medium" w:hAnsi="游ゴシック Medium"/>
+          <w:noProof/>
+          <w:lang w:eastAsia="ja-JP"/>
+        </w:rPr>
+      </w:pPr>
+      <w:r>
+        <w:rPr>
+          <w:rFonts w:ascii="游ゴシック Medium" w:eastAsia="游ゴシック Medium" w:hAnsi="游ゴシック Medium" w:cs="游明朝" w:hint="eastAsia"/>
+          <w:noProof/>
+          <w:sz w:val="20"/>
+          <w:szCs w:val="20"/>
+          <w:lang w:eastAsia="ja-JP"/>
+        </w:rPr>
+        <w:t xml:space="preserve">３　倉田の部屋　ミオが真似をして「眠くなる」　眠れなかったミオが、倉田の隣で初めて眠る（効く）</w:t>
+      </w:r>
+    </w:p>
+    <w:p>
+      <w:pPr>
+        <w:spacing w:after="80"/>
+        <w:ind w:left="200"/>
+        <w:rPr>
+          <w:rFonts w:ascii="游ゴシック Medium" w:eastAsia="游ゴシック Medium" w:hAnsi="游ゴシック Medium"/>
+          <w:noProof/>
+          <w:lang w:eastAsia="ja-JP"/>
+        </w:rPr>
+      </w:pPr>
+      <w:r>
+        <w:rPr>
+          <w:rFonts w:ascii="游ゴシック Medium" w:eastAsia="游ゴシック Medium" w:hAnsi="游ゴシック Medium" w:cs="游明朝" w:hint="eastAsia"/>
+          <w:noProof/>
+          <w:sz w:val="20"/>
+          <w:szCs w:val="20"/>
+          <w:lang w:eastAsia="ja-JP"/>
+        </w:rPr>
+        <w:t xml:space="preserve">４　事故の夜　「あなたは、だんだん、眠くならない」　倉田は眠ってしまう（逆になる）</w:t>
+      </w:r>
+    </w:p>
+    <w:p>
+      <w:pPr>
+        <w:spacing w:after="80"/>
+        <w:ind w:left="200"/>
+        <w:rPr>
+          <w:rFonts w:ascii="游ゴシック Medium" w:eastAsia="游ゴシック Medium" w:hAnsi="游ゴシック Medium"/>
+          <w:noProof/>
+          <w:lang w:eastAsia="ja-JP"/>
+        </w:rPr>
+      </w:pPr>
+      <w:r>
+        <w:rPr>
+          <w:rFonts w:ascii="游ゴシック Medium" w:eastAsia="游ゴシック Medium" w:hAnsi="游ゴシック Medium" w:cs="游明朝" w:hint="eastAsia"/>
+          <w:noProof/>
+          <w:sz w:val="20"/>
+          <w:szCs w:val="20"/>
+          <w:lang w:eastAsia="ja-JP"/>
+        </w:rPr>
+        <w:t xml:space="preserve">５　ラスト　「あなたは、だんだん、眠くなる」　倉田は眠れない（逆になる）</w:t>
+      </w:r>
+    </w:p>
+    <w:p>
+      <w:pPr>
+        <w:spacing w:after="80"/>
+        <w:ind w:left="200"/>
+        <w:rPr>
+          <w:rFonts w:ascii="游ゴシック Medium" w:eastAsia="游ゴシック Medium" w:hAnsi="游ゴシック Medium"/>
+          <w:noProof/>
+          <w:lang w:eastAsia="ja-JP"/>
+        </w:rPr>
+      </w:pPr>
+      <w:r>
+        <w:rPr>
+          <w:rFonts w:ascii="游ゴシック Medium" w:eastAsia="游ゴシック Medium" w:hAnsi="游ゴシック Medium" w:cs="游明朝" w:hint="eastAsia"/>
+          <w:noProof/>
+          <w:sz w:val="20"/>
+          <w:szCs w:val="20"/>
+          <w:lang w:eastAsia="ja-JP"/>
+        </w:rPr>
+        <w:t xml:space="preserve">笑える言葉で始まり、ミオの「あなたは、寝るよ」が事故の夜に当たり、最後は同じ言葉が呪いになる。題名を覚えた観客は、エンドロールで題名の意味を持ち帰ります。</w:t>
       </w:r>
     </w:p>
     <w:p>
@@ -2280,70 +2280,91 @@
           <w:szCs w:val="20"/>
           <w:lang w:eastAsia="ja-JP"/>
         </w:rPr>
-        <w:t xml:space="preserve">・公開１〜３週　３０館×平均８００人＝２．４万人</w:t>
-      </w:r>
-    </w:p>
-    <w:p>
-      <w:pPr>
-        <w:spacing w:after="80"/>
-        <w:ind w:left="200"/>
-        <w:rPr>
-          <w:rFonts w:ascii="游ゴシック Medium" w:eastAsia="游ゴシック Medium" w:hAnsi="游ゴシック Medium"/>
-          <w:noProof/>
-          <w:lang w:eastAsia="ja-JP"/>
-        </w:rPr>
-      </w:pPr>
-      <w:r>
-        <w:rPr>
-          <w:rFonts w:ascii="游ゴシック Medium" w:eastAsia="游ゴシック Medium" w:hAnsi="游ゴシック Medium" w:cs="游明朝" w:hint="eastAsia"/>
-          <w:noProof/>
-          <w:sz w:val="20"/>
-          <w:szCs w:val="20"/>
-          <w:lang w:eastAsia="ja-JP"/>
-        </w:rPr>
-        <w:t xml:space="preserve">・拡大後　６０館×平均５００人＝３．０万人</w:t>
-      </w:r>
-    </w:p>
-    <w:p>
-      <w:pPr>
-        <w:spacing w:after="80"/>
-        <w:ind w:left="200"/>
-        <w:rPr>
-          <w:rFonts w:ascii="游ゴシック Medium" w:eastAsia="游ゴシック Medium" w:hAnsi="游ゴシック Medium"/>
-          <w:noProof/>
-          <w:lang w:eastAsia="ja-JP"/>
-        </w:rPr>
-      </w:pPr>
-      <w:r>
-        <w:rPr>
-          <w:rFonts w:ascii="游ゴシック Medium" w:eastAsia="游ゴシック Medium" w:hAnsi="游ゴシック Medium" w:cs="游明朝" w:hint="eastAsia"/>
-          <w:noProof/>
-          <w:sz w:val="20"/>
-          <w:szCs w:val="20"/>
-          <w:lang w:eastAsia="ja-JP"/>
-        </w:rPr>
-        <w:t xml:space="preserve">・前売り・団体（寝具店頭１．０万枚、介護の職能団体０．５万枚）＝１．５万人</w:t>
-      </w:r>
-    </w:p>
-    <w:p>
-      <w:pPr>
-        <w:spacing w:after="80"/>
-        <w:ind w:left="200"/>
-        <w:rPr>
-          <w:rFonts w:ascii="游ゴシック Medium" w:eastAsia="游ゴシック Medium" w:hAnsi="游ゴシック Medium"/>
-          <w:noProof/>
-          <w:lang w:eastAsia="ja-JP"/>
-        </w:rPr>
-      </w:pPr>
-      <w:r>
-        <w:rPr>
-          <w:rFonts w:ascii="游ゴシック Medium" w:eastAsia="游ゴシック Medium" w:hAnsi="游ゴシック Medium" w:cs="游明朝" w:hint="eastAsia"/>
-          <w:noProof/>
-          <w:sz w:val="20"/>
-          <w:szCs w:val="20"/>
-          <w:lang w:eastAsia="ja-JP"/>
-        </w:rPr>
-        <w:t xml:space="preserve">・合計　６．９万人</w:t>
+        <w:t xml:space="preserve">・公開１〜３週　４０館×平均７００人＝２．８万人</w:t>
+      </w:r>
+    </w:p>
+    <w:p>
+      <w:pPr>
+        <w:spacing w:after="80"/>
+        <w:ind w:left="200"/>
+        <w:rPr>
+          <w:rFonts w:ascii="游ゴシック Medium" w:eastAsia="游ゴシック Medium" w:hAnsi="游ゴシック Medium"/>
+          <w:noProof/>
+          <w:lang w:eastAsia="ja-JP"/>
+        </w:rPr>
+      </w:pPr>
+      <w:r>
+        <w:rPr>
+          <w:rFonts w:ascii="游ゴシック Medium" w:eastAsia="游ゴシック Medium" w:hAnsi="游ゴシック Medium" w:cs="游明朝" w:hint="eastAsia"/>
+          <w:noProof/>
+          <w:sz w:val="20"/>
+          <w:szCs w:val="20"/>
+          <w:lang w:eastAsia="ja-JP"/>
+        </w:rPr>
+        <w:t xml:space="preserve">・拡大後　６０館×平均５５０人＝３．３万人</w:t>
+      </w:r>
+    </w:p>
+    <w:p>
+      <w:pPr>
+        <w:spacing w:after="80"/>
+        <w:ind w:left="200"/>
+        <w:rPr>
+          <w:rFonts w:ascii="游ゴシック Medium" w:eastAsia="游ゴシック Medium" w:hAnsi="游ゴシック Medium"/>
+          <w:noProof/>
+          <w:lang w:eastAsia="ja-JP"/>
+        </w:rPr>
+      </w:pPr>
+      <w:r>
+        <w:rPr>
+          <w:rFonts w:ascii="游ゴシック Medium" w:eastAsia="游ゴシック Medium" w:hAnsi="游ゴシック Medium" w:cs="游明朝" w:hint="eastAsia"/>
+          <w:noProof/>
+          <w:sz w:val="20"/>
+          <w:szCs w:val="20"/>
+          <w:lang w:eastAsia="ja-JP"/>
+        </w:rPr>
+        <w:t xml:space="preserve">・ロングラン　０．８万人</w:t>
+      </w:r>
+    </w:p>
+    <w:p>
+      <w:pPr>
+        <w:spacing w:after="80"/>
+        <w:ind w:left="200"/>
+        <w:rPr>
+          <w:rFonts w:ascii="游ゴシック Medium" w:eastAsia="游ゴシック Medium" w:hAnsi="游ゴシック Medium"/>
+          <w:noProof/>
+          <w:lang w:eastAsia="ja-JP"/>
+        </w:rPr>
+      </w:pPr>
+      <w:r>
+        <w:rPr>
+          <w:rFonts w:ascii="游ゴシック Medium" w:eastAsia="游ゴシック Medium" w:hAnsi="游ゴシック Medium" w:cs="游明朝" w:hint="eastAsia"/>
+          <w:noProof/>
+          <w:sz w:val="20"/>
+          <w:szCs w:val="20"/>
+          <w:lang w:eastAsia="ja-JP"/>
+        </w:rPr>
+        <w:t xml:space="preserve">・合計　６．９万人（前売り１．５万枚〈寝具店頭１．０万枚、介護の職能団体０．５万枚〉は、この内数）</w:t>
+      </w:r>
+    </w:p>
+    <w:p>
+      <w:pPr>
+        <w:spacing w:after="80"/>
+        <w:ind w:left="200"/>
+        <w:rPr>
+          <w:rFonts w:ascii="游ゴシック Medium" w:eastAsia="游ゴシック Medium" w:hAnsi="游ゴシック Medium"/>
+          <w:noProof/>
+          <w:lang w:eastAsia="ja-JP"/>
+        </w:rPr>
+      </w:pPr>
+      <w:r>
+        <w:rPr>
+          <w:rFonts w:ascii="游ゴシック Medium" w:eastAsia="游ゴシック Medium" w:hAnsi="游ゴシック Medium" w:cs="游明朝" w:hint="eastAsia"/>
+          <w:noProof/>
+          <w:sz w:val="20"/>
+          <w:szCs w:val="20"/>
+          <w:lang w:eastAsia="ja-JP"/>
+        </w:rPr>
+        <w:t xml:space="preserve">・拡大の条件　２週目の週末の館あたり成績を見て６０館へ広げる。届かなければ４０館のままロングランにし、興収５，０００万円前後を見込む（下の「回収の試算」を参照）</w:t>
       </w:r>
     </w:p>
     <w:p>
@@ -2405,7 +2426,7 @@
           <w:szCs w:val="20"/>
           <w:lang w:eastAsia="ja-JP"/>
         </w:rPr>
-        <w:t xml:space="preserve">夜勤明け上映。朝１０時、介護・看護・物流など夜勤で働く人を招いて上映する（２交替の夜勤は、申し送りを終えて９〜１０時に明けることが多い）。「眠りを買える人と、夜を売る人」というこの映画の芯そのものであり、宣伝がふざけて見えないための、いちばん大事な柱にします。</w:t>
+        <w:t xml:space="preserve">夜勤明け上映。公開前の週の平日朝１０時、５都市で１スクリーンずつ貸し切り、介護・看護・物流など夜勤で働く人を招く（２交替の夜勤は、申し送りを終えて９〜１０時に明けることが多い）。招待は協力施設と職能団体を通す。会場費は協賛Ｂが持つ。施設への還元は製作側の取り分から出し、劇場の歩率は通常どおり。「眠りを買える人と、夜を売る人」というこの映画の芯そのものであり、宣伝がふざけて見えないための、いちばん大事な柱にします。</w:t>
       </w:r>
     </w:p>
     <w:p>
@@ -2705,28 +2726,28 @@
           <w:szCs w:val="20"/>
           <w:lang w:eastAsia="ja-JP"/>
         </w:rPr>
-        <w:t xml:space="preserve">Ａ　３００万円　作中の売り場への商品提供と、エンドクレジット</w:t>
-      </w:r>
-    </w:p>
-    <w:p>
-      <w:pPr>
-        <w:spacing w:after="80"/>
-        <w:ind w:left="200"/>
-        <w:rPr>
-          <w:rFonts w:ascii="游ゴシック Medium" w:eastAsia="游ゴシック Medium" w:hAnsi="游ゴシック Medium"/>
-          <w:noProof/>
-          <w:lang w:eastAsia="ja-JP"/>
-        </w:rPr>
-      </w:pPr>
-      <w:r>
-        <w:rPr>
-          <w:rFonts w:ascii="游ゴシック Medium" w:eastAsia="游ゴシック Medium" w:hAnsi="游ゴシック Medium" w:cs="游明朝" w:hint="eastAsia"/>
-          <w:noProof/>
-          <w:sz w:val="20"/>
-          <w:szCs w:val="20"/>
-          <w:lang w:eastAsia="ja-JP"/>
-        </w:rPr>
-        <w:t xml:space="preserve">Ｂ　８００万円　Ａに加えて、５都市での夜勤明け上映の共催と、共同の広告</w:t>
+        <w:t xml:space="preserve">Ａ　３００万円　作中の倉田の部屋への商品提供と、エンドクレジット</w:t>
+      </w:r>
+    </w:p>
+    <w:p>
+      <w:pPr>
+        <w:spacing w:after="80"/>
+        <w:ind w:left="200"/>
+        <w:rPr>
+          <w:rFonts w:ascii="游ゴシック Medium" w:eastAsia="游ゴシック Medium" w:hAnsi="游ゴシック Medium"/>
+          <w:noProof/>
+          <w:lang w:eastAsia="ja-JP"/>
+        </w:rPr>
+      </w:pPr>
+      <w:r>
+        <w:rPr>
+          <w:rFonts w:ascii="游ゴシック Medium" w:eastAsia="游ゴシック Medium" w:hAnsi="游ゴシック Medium" w:cs="游明朝" w:hint="eastAsia"/>
+          <w:noProof/>
+          <w:sz w:val="20"/>
+          <w:szCs w:val="20"/>
+          <w:lang w:eastAsia="ja-JP"/>
+        </w:rPr>
+        <w:t xml:space="preserve">Ｂ　８００万円　Ａに加えて、寝具カテゴリーの独占、５都市での夜勤明け上映の共催、共同の広告。本編映像とキャスト写真を店頭で６か月使える。認知と好意度の事前・事後調査は製作側の負担で行う</w:t>
       </w:r>
     </w:p>
     <w:p>
@@ -2768,6 +2789,27 @@
           <w:szCs w:val="20"/>
           <w:lang w:eastAsia="ja-JP"/>
         </w:rPr>
+        <w:t xml:space="preserve">店頭での前売りは販売協力で、買い取りの義務はない。</w:t>
+      </w:r>
+    </w:p>
+    <w:p>
+      <w:pPr>
+        <w:spacing w:after="80"/>
+        <w:ind w:left="200"/>
+        <w:rPr>
+          <w:rFonts w:ascii="游ゴシック Medium" w:eastAsia="游ゴシック Medium" w:hAnsi="游ゴシック Medium"/>
+          <w:noProof/>
+          <w:lang w:eastAsia="ja-JP"/>
+        </w:rPr>
+      </w:pPr>
+      <w:r>
+        <w:rPr>
+          <w:rFonts w:ascii="游ゴシック Medium" w:eastAsia="游ゴシック Medium" w:hAnsi="游ゴシック Medium" w:cs="游明朝" w:hint="eastAsia"/>
+          <w:noProof/>
+          <w:sz w:val="20"/>
+          <w:szCs w:val="20"/>
+          <w:lang w:eastAsia="ja-JP"/>
+        </w:rPr>
         <w:t xml:space="preserve">共同のコピー　「眠りを、交代できる社会へ。」（「３秒で眠れる」は使わない）</w:t>
       </w:r>
     </w:p>
@@ -2809,7 +2851,7 @@
           <w:szCs w:val="20"/>
           <w:lang w:eastAsia="ja-JP"/>
         </w:rPr>
-        <w:t xml:space="preserve">・協賛社の商品が映るのは、昼のマットレス売り場と、倉田の部屋だけ。</w:t>
+        <w:t xml:space="preserve">・倉田の勤め先は、架空の家具店にする。協賛社の商品が映るのは、倉田の部屋で二人が眠る場面だけ。</w:t>
       </w:r>
     </w:p>
     <w:p>
@@ -2872,7 +2914,7 @@
           <w:szCs w:val="20"/>
           <w:lang w:eastAsia="ja-JP"/>
         </w:rPr>
-        <w:t xml:space="preserve">・決定稿と本編の該当場面は、協賛社が事前に確認できる。確認のあと、協賛社は違約金なしで露出を取り下げられる。</w:t>
+        <w:t xml:space="preserve">・決定稿と本編の該当場面は、協賛社が事前に確認できる。確認のあと、協賛社は違約金なしで露出を取り下げられる。批判が起きたときの窓口と共同声明の案は、製作側が用意する。</w:t>
       </w:r>
     </w:p>
     <w:p>
@@ -3472,27 +3514,6 @@
     </w:p>
     <w:p>
       <w:pPr>
-        <w:spacing w:after="80"/>
-        <w:ind w:left="200"/>
-        <w:rPr>
-          <w:rFonts w:ascii="游ゴシック Medium" w:eastAsia="游ゴシック Medium" w:hAnsi="游ゴシック Medium"/>
-          <w:noProof/>
-          <w:lang w:eastAsia="ja-JP"/>
-        </w:rPr>
-      </w:pPr>
-      <w:r>
-        <w:rPr>
-          <w:rFonts w:ascii="游ゴシック Medium" w:eastAsia="游ゴシック Medium" w:hAnsi="游ゴシック Medium" w:cs="游明朝" w:hint="eastAsia"/>
-          <w:noProof/>
-          <w:sz w:val="20"/>
-          <w:szCs w:val="20"/>
-          <w:lang w:eastAsia="ja-JP"/>
-        </w:rPr>
-        <w:t xml:space="preserve">一つでも崩れると回収は１００％を切る。いちばん効くのは協賛と、配信の先売り。</w:t>
-      </w:r>
-    </w:p>
-    <w:p>
-      <w:pPr>
         <w:spacing w:before="150" w:after="100"/>
         <w:rPr>
           <w:rFonts w:ascii="游ゴシック Medium" w:eastAsia="游ゴシック Medium" w:hAnsi="游ゴシック Medium"/>
@@ -3508,6 +3529,130 @@
           <w:szCs w:val="20"/>
           <w:lang w:eastAsia="ja-JP"/>
         </w:rPr>
+        <w:t xml:space="preserve">興収ごとの回収率（同じ仮定で計算。宣伝費が回収できない分は、配給側が負う前提）</w:t>
+      </w:r>
+    </w:p>
+    <w:p>
+      <w:pPr>
+        <w:spacing w:after="80"/>
+        <w:ind w:left="200"/>
+        <w:rPr>
+          <w:rFonts w:ascii="游ゴシック Medium" w:eastAsia="游ゴシック Medium" w:hAnsi="游ゴシック Medium"/>
+          <w:noProof/>
+          <w:lang w:eastAsia="ja-JP"/>
+        </w:rPr>
+      </w:pPr>
+      <w:r>
+        <w:rPr>
+          <w:rFonts w:ascii="游ゴシック Medium" w:eastAsia="游ゴシック Medium" w:hAnsi="游ゴシック Medium" w:cs="游明朝" w:hint="eastAsia"/>
+          <w:noProof/>
+          <w:sz w:val="20"/>
+          <w:szCs w:val="20"/>
+          <w:lang w:eastAsia="ja-JP"/>
+        </w:rPr>
+        <w:t xml:space="preserve">・興収５，０００万円　回収率７０％</w:t>
+      </w:r>
+    </w:p>
+    <w:p>
+      <w:pPr>
+        <w:spacing w:after="80"/>
+        <w:ind w:left="200"/>
+        <w:rPr>
+          <w:rFonts w:ascii="游ゴシック Medium" w:eastAsia="游ゴシック Medium" w:hAnsi="游ゴシック Medium"/>
+          <w:noProof/>
+          <w:lang w:eastAsia="ja-JP"/>
+        </w:rPr>
+      </w:pPr>
+      <w:r>
+        <w:rPr>
+          <w:rFonts w:ascii="游ゴシック Medium" w:eastAsia="游ゴシック Medium" w:hAnsi="游ゴシック Medium" w:cs="游明朝" w:hint="eastAsia"/>
+          <w:noProof/>
+          <w:sz w:val="20"/>
+          <w:szCs w:val="20"/>
+          <w:lang w:eastAsia="ja-JP"/>
+        </w:rPr>
+        <w:t xml:space="preserve">・興収１億円　回収率１２０％</w:t>
+      </w:r>
+    </w:p>
+    <w:p>
+      <w:pPr>
+        <w:spacing w:after="80"/>
+        <w:ind w:left="200"/>
+        <w:rPr>
+          <w:rFonts w:ascii="游ゴシック Medium" w:eastAsia="游ゴシック Medium" w:hAnsi="游ゴシック Medium"/>
+          <w:noProof/>
+          <w:lang w:eastAsia="ja-JP"/>
+        </w:rPr>
+      </w:pPr>
+      <w:r>
+        <w:rPr>
+          <w:rFonts w:ascii="游ゴシック Medium" w:eastAsia="游ゴシック Medium" w:hAnsi="游ゴシック Medium" w:cs="游明朝" w:hint="eastAsia"/>
+          <w:noProof/>
+          <w:sz w:val="20"/>
+          <w:szCs w:val="20"/>
+          <w:lang w:eastAsia="ja-JP"/>
+        </w:rPr>
+        <w:t xml:space="preserve">・興収２億円　回収率２３７％</w:t>
+      </w:r>
+    </w:p>
+    <w:p>
+      <w:pPr>
+        <w:spacing w:after="80"/>
+        <w:ind w:left="200"/>
+        <w:rPr>
+          <w:rFonts w:ascii="游ゴシック Medium" w:eastAsia="游ゴシック Medium" w:hAnsi="游ゴシック Medium"/>
+          <w:noProof/>
+          <w:lang w:eastAsia="ja-JP"/>
+        </w:rPr>
+      </w:pPr>
+      <w:r>
+        <w:rPr>
+          <w:rFonts w:ascii="游ゴシック Medium" w:eastAsia="游ゴシック Medium" w:hAnsi="游ゴシック Medium" w:cs="游明朝" w:hint="eastAsia"/>
+          <w:noProof/>
+          <w:sz w:val="20"/>
+          <w:szCs w:val="20"/>
+          <w:lang w:eastAsia="ja-JP"/>
+        </w:rPr>
+        <w:t xml:space="preserve">・損益分岐は、興収約８，３００万円</w:t>
+      </w:r>
+    </w:p>
+    <w:p>
+      <w:pPr>
+        <w:spacing w:before="150" w:after="100"/>
+        <w:rPr>
+          <w:rFonts w:ascii="游ゴシック Medium" w:eastAsia="游ゴシック Medium" w:hAnsi="游ゴシック Medium"/>
+          <w:noProof/>
+          <w:lang w:eastAsia="ja-JP"/>
+        </w:rPr>
+      </w:pPr>
+      <w:r>
+        <w:rPr>
+          <w:rFonts w:ascii="游ゴシック Medium" w:eastAsia="游ゴシック Medium" w:hAnsi="游ゴシック Medium" w:cs="游明朝" w:hint="eastAsia"/>
+          <w:noProof/>
+          <w:sz w:val="20"/>
+          <w:szCs w:val="20"/>
+          <w:lang w:eastAsia="ja-JP"/>
+        </w:rPr>
+        <w:t xml:space="preserve">回収の順番　宣伝費は配給会社が立て替え、配給収入から先に回収する。協賛金と配信の先売り（最低保証）は製作委員会に入り、出資比率に応じて分ける。</w:t>
+      </w:r>
+    </w:p>
+    <w:p>
+      <w:pPr>
+        <w:spacing w:before="150" w:after="100"/>
+        <w:rPr>
+          <w:rFonts w:ascii="游ゴシック Medium" w:eastAsia="游ゴシック Medium" w:hAnsi="游ゴシック Medium"/>
+          <w:noProof/>
+          <w:lang w:eastAsia="ja-JP"/>
+        </w:rPr>
+      </w:pPr>
+      <w:r>
+        <w:rPr>
+          <w:rFonts w:ascii="游ゴシック Medium" w:eastAsia="游ゴシック Medium" w:hAnsi="游ゴシック Medium" w:cs="游明朝" w:hint="eastAsia"/>
+          <w:noProof/>
+          <w:sz w:val="20"/>
+          <w:szCs w:val="20"/>
+          <w:lang w:eastAsia="ja-JP"/>
+        </w:rPr>
         <w:t xml:space="preserve">比べる作品</w:t>
       </w:r>
     </w:p>
@@ -3529,7 +3674,7 @@
           <w:szCs w:val="20"/>
           <w:lang w:eastAsia="ja-JP"/>
         </w:rPr>
-        <w:t xml:space="preserve">・『侍タイムスリッパー』（２０２４年）。製作費２，６００万円（監督の自己資金２，０００万円と補助金６００万円）、１館で公開して約２３０館へ広がり、興収１０億円を超えたと報じられた。低予算でも、口コミで館数は伸びる（出典：日経クロストレンド、ほか報道）。</w:t>
+        <w:t xml:space="preserve">・『侍タイムスリッパー』（２０２４年）。例外的な当たりだと認めたうえで挙げる。製作費２，６００万円（監督の自己資金２，０００万円と補助金６００万円）、１館で公開して約２３０館へ広がり、興収１０億円を超えたと報じられた。低予算でも、口コミで館数は伸びる（出典：日経クロストレンド、ほか報道）。</w:t>
       </w:r>
     </w:p>
     <w:p>
@@ -3572,6 +3717,27 @@
           <w:lang w:eastAsia="ja-JP"/>
         </w:rPr>
         <w:t xml:space="preserve">・本作は、この二つの間に立つ。題材の強さは『ロストケア』、広がり方は『侍タイムスリッパー』を目標にする。</w:t>
+      </w:r>
+    </w:p>
+    <w:p>
+      <w:pPr>
+        <w:spacing w:after="80"/>
+        <w:ind w:left="200"/>
+        <w:rPr>
+          <w:rFonts w:ascii="游ゴシック Medium" w:eastAsia="游ゴシック Medium" w:hAnsi="游ゴシック Medium"/>
+          <w:noProof/>
+          <w:lang w:eastAsia="ja-JP"/>
+        </w:rPr>
+      </w:pPr>
+      <w:r>
+        <w:rPr>
+          <w:rFonts w:ascii="游ゴシック Medium" w:eastAsia="游ゴシック Medium" w:hAnsi="游ゴシック Medium" w:cs="游明朝" w:hint="eastAsia"/>
+          <w:noProof/>
+          <w:sz w:val="20"/>
+          <w:szCs w:val="20"/>
+          <w:lang w:eastAsia="ja-JP"/>
+        </w:rPr>
+        <w:t xml:space="preserve">・スターなし・製作費３，０００万円前後のオリジナル作品３本の館数と興収【要調査】。計画の基準は、こちらに置く。</w:t>
       </w:r>
     </w:p>
     <w:p>
